--- a/proyextoFinal.docx
+++ b/proyextoFinal.docx
@@ -679,73 +679,190 @@
           <w:szCs w:val="24"/>
           <w:lang w:eastAsia="es-CO"/>
         </w:rPr>
-        <w:t>El sistema de gestión está enfocado en automatizar y optim</w:t>
-      </w:r>
-      <w:bookmarkStart w:id="0" w:name="_GoBack"/>
-      <w:bookmarkEnd w:id="0"/>
-      <w:r>
-        <w:rPr>
-          <w:rFonts w:eastAsia="Times New Roman" w:cstheme="minorHAnsi"/>
-          <w:sz w:val="24"/>
-          <w:szCs w:val="24"/>
-          <w:lang w:eastAsia="es-CO"/>
-        </w:rPr>
-        <w:t>izar las operaciones de la Unidad Nacional para la Gestión del Riesgo de Desastres (UNGRD). Ante emergencias nacionales como incendios forestales y desastres naturales, la entidad requiere controlar eficientemente los territorios afectados</w:t>
-      </w:r>
-      <w:r>
-        <w:rPr>
-          <w:rFonts w:eastAsia="Times New Roman" w:cstheme="minorHAnsi"/>
-          <w:sz w:val="24"/>
-          <w:szCs w:val="24"/>
-          <w:lang w:eastAsia="es-CO"/>
-        </w:rPr>
-        <w:t xml:space="preserve"> </w:t>
-      </w:r>
-      <w:r>
-        <w:rPr>
-          <w:rFonts w:eastAsia="Times New Roman" w:cstheme="minorHAnsi"/>
-          <w:sz w:val="24"/>
-          <w:szCs w:val="24"/>
-          <w:lang w:eastAsia="es-CO"/>
-        </w:rPr>
-        <w:t>, clasificar su nivel de riesgo</w:t>
-      </w:r>
-      <w:r>
-        <w:rPr>
-          <w:rFonts w:eastAsia="Times New Roman" w:cstheme="minorHAnsi"/>
-          <w:sz w:val="24"/>
-          <w:szCs w:val="24"/>
-          <w:lang w:eastAsia="es-CO"/>
-        </w:rPr>
-        <w:t xml:space="preserve"> en bajo medio o alto</w:t>
-      </w:r>
-      <w:r>
-        <w:rPr>
-          <w:rFonts w:eastAsia="Times New Roman" w:cstheme="minorHAnsi"/>
-          <w:sz w:val="24"/>
-          <w:szCs w:val="24"/>
-          <w:lang w:eastAsia="es-CO"/>
-        </w:rPr>
-        <w:t xml:space="preserve"> y desplegar de manera organizada los recursos de respuest</w:t>
-      </w:r>
-      <w:r>
-        <w:rPr>
-          <w:rFonts w:eastAsia="Times New Roman" w:cstheme="minorHAnsi"/>
-          <w:sz w:val="24"/>
-          <w:szCs w:val="24"/>
-          <w:lang w:eastAsia="es-CO"/>
-        </w:rPr>
-        <w:t>a operativa, que se trata de unidades terrestres que tendrán un certificado que permitirá saber a qué nivel de riesgo podrán acceder si no tienen solo podrán participar en baja y si tienen podrán participar en todas y helicópteros encargados de apagar incendios, dentro de la operación hay rescates que entre estos están los no afectados, damnificados y muertos. Esta información debe ser registrada y listada, luego el programa debe permitir iniciar una operación de rescate en ciertas fechas pueden ser múltiples operaciones en el mismo municipio o en varios mientras que un equipo despachado no se pueda volver a despachar,</w:t>
-      </w:r>
-      <w:r>
-        <w:rPr>
-          <w:rFonts w:eastAsia="Times New Roman" w:cstheme="minorHAnsi"/>
-          <w:sz w:val="24"/>
-          <w:szCs w:val="24"/>
-          <w:lang w:eastAsia="es-CO"/>
-        </w:rPr>
-        <w:t xml:space="preserve"> garantizando el cumplimiento de las normativas de seguridad y la disponibilidad de los equipos.</w:t>
-      </w:r>
+        <w:t>La Unidad Nacional para la Gestión del Riesgo de Desastres (UNGRD) opera en un entorno crítico de respuesta ante emergencias nacionales, tales como incendios forestales descontrolados, inundaciones y deslizamientos de tierra en diferentes zonas del país. Para optimizar su labor, la entidad requiere un sistema automatizado capaz de llevar el control centralizado de todos los municipios y territorios afectados. Cada uno de estos territorios debe quedar registrado de manera permanente asociándose de forma estricta a un nivel de criticidad o riesgo preestablecido, el cual se clasifica únicamente en tres categorías fijas: bajo, medio o alto, evitando variaciones de escritura por parte de los operadores.</w:t>
+      </w:r>
+    </w:p>
+    <w:p>
+      <w:pPr>
+        <w:spacing w:before="100" w:beforeAutospacing="1" w:after="100" w:afterAutospacing="1" w:line="240" w:lineRule="auto"/>
+        <w:rPr>
+          <w:rFonts w:eastAsia="Times New Roman" w:cstheme="minorHAnsi"/>
+          <w:sz w:val="24"/>
+          <w:szCs w:val="24"/>
+          <w:lang w:eastAsia="es-CO"/>
+        </w:rPr>
+      </w:pPr>
+      <w:r>
+        <w:rPr>
+          <w:rFonts w:eastAsia="Times New Roman" w:cstheme="minorHAnsi"/>
+          <w:sz w:val="24"/>
+          <w:szCs w:val="24"/>
+          <w:lang w:eastAsia="es-CO"/>
+        </w:rPr>
+        <w:t xml:space="preserve">Dentro de este escenario operativo, la UNGRD moviliza recursos de respuesta que se dividen principalmente en dos categorías con normativas de seguridad muy específicas. Por un </w:t>
+      </w:r>
+      <w:proofErr w:type="gramStart"/>
+      <w:r>
+        <w:rPr>
+          <w:rFonts w:eastAsia="Times New Roman" w:cstheme="minorHAnsi"/>
+          <w:sz w:val="24"/>
+          <w:szCs w:val="24"/>
+          <w:lang w:eastAsia="es-CO"/>
+        </w:rPr>
+        <w:t>lado</w:t>
+      </w:r>
+      <w:proofErr w:type="gramEnd"/>
+      <w:r>
+        <w:rPr>
+          <w:rFonts w:eastAsia="Times New Roman" w:cstheme="minorHAnsi"/>
+          <w:sz w:val="24"/>
+          <w:szCs w:val="24"/>
+          <w:lang w:eastAsia="es-CO"/>
+        </w:rPr>
+        <w:t xml:space="preserve"> se encuentran las unidades terrestres, compuestas por personal y vehículos de intervención rápida. Cada unidad terrestre posee un identificador, un nombre de base y una condición de certificación obligatoria. La regla institucional de seguridad establece </w:t>
+      </w:r>
+      <w:proofErr w:type="gramStart"/>
+      <w:r>
+        <w:rPr>
+          <w:rFonts w:eastAsia="Times New Roman" w:cstheme="minorHAnsi"/>
+          <w:sz w:val="24"/>
+          <w:szCs w:val="24"/>
+          <w:lang w:eastAsia="es-CO"/>
+        </w:rPr>
+        <w:t>que</w:t>
+      </w:r>
+      <w:proofErr w:type="gramEnd"/>
+      <w:r>
+        <w:rPr>
+          <w:rFonts w:eastAsia="Times New Roman" w:cstheme="minorHAnsi"/>
+          <w:sz w:val="24"/>
+          <w:szCs w:val="24"/>
+          <w:lang w:eastAsia="es-CO"/>
+        </w:rPr>
+        <w:t xml:space="preserve"> si una unidad terrestre no posee dicho certificado, el sistema debe impedir estrictamente su despliegue en zonas de riesgo medio o alto, permitiendo su participación únicamente en territorios catalogados como bajo; en contraste, aquellas unidades que sí cuentan con el certificado están habilitadas para ingresar y operar sin restricciones en cualquier nivel de riesgo. Por otro lado, la flota cuenta con helicópteros dotados de matrícula, capacidad de almacenamiento de agua y autonomía de vuelo, orientados específicamente al apoyo aéreo y contraincendios.</w:t>
+      </w:r>
+    </w:p>
+    <w:p>
+      <w:pPr>
+        <w:spacing w:before="100" w:beforeAutospacing="1" w:after="100" w:afterAutospacing="1" w:line="240" w:lineRule="auto"/>
+        <w:rPr>
+          <w:rFonts w:eastAsia="Times New Roman" w:cstheme="minorHAnsi"/>
+          <w:sz w:val="24"/>
+          <w:szCs w:val="24"/>
+          <w:lang w:eastAsia="es-CO"/>
+        </w:rPr>
+      </w:pPr>
+      <w:r>
+        <w:rPr>
+          <w:rFonts w:eastAsia="Times New Roman" w:cstheme="minorHAnsi"/>
+          <w:sz w:val="24"/>
+          <w:szCs w:val="24"/>
+          <w:lang w:eastAsia="es-CO"/>
+        </w:rPr>
+        <w:t>Cada vez que se atiende una emergencia en un municipio, el sistema operativo debe registrar las estadísticas poblacionales y de impacto del evento, cuantificando detalladamente a los habitantes en tres estados concretos: los no afectados que lograron ponerse a salvo, los damnificados que sufrieron pérdidas materiales o lesiones leves y requieren asistencia humanitaria, y el registro de los muertos.</w:t>
+      </w:r>
+    </w:p>
+    <w:p>
+      <w:pPr>
+        <w:spacing w:before="100" w:beforeAutospacing="1" w:after="100" w:afterAutospacing="1" w:line="240" w:lineRule="auto"/>
+        <w:rPr>
+          <w:rFonts w:eastAsia="Times New Roman" w:cstheme="minorHAnsi"/>
+          <w:sz w:val="24"/>
+          <w:szCs w:val="24"/>
+          <w:lang w:eastAsia="es-CO"/>
+        </w:rPr>
+      </w:pPr>
+    </w:p>
+    <w:p>
+      <w:pPr>
+        <w:spacing w:before="100" w:beforeAutospacing="1" w:after="100" w:afterAutospacing="1" w:line="240" w:lineRule="auto"/>
+        <w:rPr>
+          <w:rFonts w:eastAsia="Times New Roman" w:cstheme="minorHAnsi"/>
+          <w:sz w:val="24"/>
+          <w:szCs w:val="24"/>
+          <w:lang w:eastAsia="es-CO"/>
+        </w:rPr>
+      </w:pPr>
+    </w:p>
+    <w:p>
+      <w:pPr>
+        <w:spacing w:before="100" w:beforeAutospacing="1" w:after="100" w:afterAutospacing="1" w:line="240" w:lineRule="auto"/>
+        <w:rPr>
+          <w:rFonts w:eastAsia="Times New Roman" w:cstheme="minorHAnsi"/>
+          <w:sz w:val="24"/>
+          <w:szCs w:val="24"/>
+          <w:lang w:eastAsia="es-CO"/>
+        </w:rPr>
+      </w:pPr>
+    </w:p>
+    <w:p>
+      <w:pPr>
+        <w:spacing w:before="100" w:beforeAutospacing="1" w:after="100" w:afterAutospacing="1" w:line="240" w:lineRule="auto"/>
+        <w:rPr>
+          <w:rFonts w:eastAsia="Times New Roman" w:cstheme="minorHAnsi"/>
+          <w:sz w:val="24"/>
+          <w:szCs w:val="24"/>
+          <w:lang w:eastAsia="es-CO"/>
+        </w:rPr>
+      </w:pPr>
+      <w:r>
+        <w:rPr>
+          <w:rFonts w:eastAsia="Times New Roman" w:cstheme="minorHAnsi"/>
+          <w:sz w:val="24"/>
+          <w:szCs w:val="24"/>
+          <w:lang w:eastAsia="es-CO"/>
+        </w:rPr>
+        <w:lastRenderedPageBreak/>
+        <w:t>Posteriormente, el núcleo del sistema debe permitir planificar y ejecutar operaciones de rescate asociadas a fechas específicas en el calendario. Estas misiones pueden programarse de manera múltiple, ya sea concentrando varias operaciones en un mismo municipio o distribuyéndolas simultáneamente en diferentes regiones del país. Para garantizar el cumplimiento de los protocolos de seguridad y evitar fallas logísticas, el sistema incorpora una regla de despacho indispensable: ningún equipo, vehículo o unidad operativa que ya se encuentre despachado en una misión activa puede volver a ser asignado a otra operación simultánea hasta que se libere su disponibilidad.</w:t>
+      </w:r>
+    </w:p>
+    <w:p>
+      <w:pPr>
+        <w:spacing w:before="100" w:beforeAutospacing="1" w:after="100" w:afterAutospacing="1" w:line="240" w:lineRule="auto"/>
+        <w:rPr>
+          <w:rFonts w:eastAsia="Times New Roman" w:cstheme="minorHAnsi"/>
+          <w:sz w:val="24"/>
+          <w:szCs w:val="24"/>
+          <w:lang w:eastAsia="es-CO"/>
+        </w:rPr>
+      </w:pPr>
+      <w:r>
+        <w:rPr>
+          <w:rFonts w:eastAsia="Times New Roman" w:cstheme="minorHAnsi"/>
+          <w:sz w:val="24"/>
+          <w:szCs w:val="24"/>
+          <w:lang w:eastAsia="es-CO"/>
+        </w:rPr>
+        <w:t>Para que los operadores del centro de mando interactúen con este ecosistema, la plataforma se apoya en formularios visuales donde se capturan los datos mediante campos de texto y botones centralizados por comandos de acción. Las clases del sistema deben procesar esta información recibiendo los datos por parámetros, validando las restricciones mediante colecciones dinámicas y retornando cadenas de texto que se reflejan de forma ordenada y vertical en áreas de texto general, asegurando un registro histórico limpio, transparente y completamente funcional para la toma de decisiones institucionales.</w:t>
+      </w:r>
+    </w:p>
+    <w:p>
+      <w:pPr>
+        <w:spacing w:before="100" w:beforeAutospacing="1" w:after="100" w:afterAutospacing="1" w:line="240" w:lineRule="auto"/>
+        <w:outlineLvl w:val="1"/>
+        <w:rPr>
+          <w:rFonts w:eastAsia="Times New Roman" w:cstheme="minorHAnsi"/>
+          <w:b/>
+          <w:bCs/>
+          <w:sz w:val="36"/>
+          <w:szCs w:val="36"/>
+          <w:lang w:eastAsia="es-CO"/>
+        </w:rPr>
+      </w:pPr>
+    </w:p>
+    <w:p>
+      <w:pPr>
+        <w:spacing w:before="100" w:beforeAutospacing="1" w:after="100" w:afterAutospacing="1" w:line="240" w:lineRule="auto"/>
+        <w:outlineLvl w:val="1"/>
+        <w:rPr>
+          <w:rFonts w:eastAsia="Times New Roman" w:cstheme="minorHAnsi"/>
+          <w:b/>
+          <w:bCs/>
+          <w:sz w:val="36"/>
+          <w:szCs w:val="36"/>
+          <w:lang w:eastAsia="es-CO"/>
+        </w:rPr>
+      </w:pPr>
     </w:p>
     <w:p>
       <w:pPr>
@@ -1058,20 +1175,8 @@
           <w:lang w:eastAsia="es-CO"/>
         </w:rPr>
       </w:pPr>
-    </w:p>
-    <w:p>
-      <w:pPr>
-        <w:spacing w:before="100" w:beforeAutospacing="1" w:after="100" w:afterAutospacing="1" w:line="240" w:lineRule="auto"/>
-        <w:outlineLvl w:val="1"/>
-        <w:rPr>
-          <w:rFonts w:eastAsia="Times New Roman" w:cstheme="minorHAnsi"/>
-          <w:b/>
-          <w:bCs/>
-          <w:sz w:val="36"/>
-          <w:szCs w:val="36"/>
-          <w:lang w:eastAsia="es-CO"/>
-        </w:rPr>
-      </w:pPr>
+      <w:bookmarkStart w:id="0" w:name="_GoBack"/>
+      <w:bookmarkEnd w:id="0"/>
       <w:r>
         <w:rPr>
           <w:rFonts w:eastAsia="Times New Roman" w:cstheme="minorHAnsi"/>

--- a/proyextoFinal.docx
+++ b/proyextoFinal.docx
@@ -5,6 +5,334 @@
     <w:p>
       <w:pPr>
         <w:pStyle w:val="NormalWeb"/>
+        <w:jc w:val="both"/>
+        <w:rPr>
+          <w:rFonts w:asciiTheme="minorHAnsi" w:hAnsiTheme="minorHAnsi" w:cstheme="minorHAnsi"/>
+          <w:b/>
+          <w:sz w:val="44"/>
+          <w:szCs w:val="44"/>
+        </w:rPr>
+      </w:pPr>
+      <w:r>
+        <w:rPr>
+          <w:rFonts w:asciiTheme="minorHAnsi" w:hAnsiTheme="minorHAnsi" w:cstheme="minorHAnsi"/>
+          <w:b/>
+          <w:sz w:val="44"/>
+          <w:szCs w:val="44"/>
+        </w:rPr>
+        <w:t>Alerta Nacional por Incendios Forestales y Efectos del Fenómeno de El Niño en Colombia</w:t>
+      </w:r>
+    </w:p>
+    <w:p>
+      <w:pPr>
+        <w:pStyle w:val="NormalWeb"/>
+        <w:jc w:val="both"/>
+        <w:rPr>
+          <w:rFonts w:asciiTheme="minorHAnsi" w:hAnsiTheme="minorHAnsi" w:cstheme="minorHAnsi"/>
+        </w:rPr>
+      </w:pPr>
+      <w:r>
+        <w:rPr>
+          <w:rFonts w:asciiTheme="minorHAnsi" w:hAnsiTheme="minorHAnsi" w:cstheme="minorHAnsi"/>
+        </w:rPr>
+        <w:t>La República de Colombia atraviesa por uno de los periodos de mayor vulnerabilidad climática y ambiental de los últimos años como consecuencia del desarrollo paulatino e intensificación del fenómeno meteorológico de El Niño. Según reportes oficiales, evaluaciones técnicas del Instituto de Hidrología, Meteorología y Estudios Ambientales (IDEAM) y pronunciamientos del Comité Nacional para el Manejo de Desastres, el incremento paulatino de las temperaturas globales, la prolongada radiación solar y la drástica reducción en los volúmenes habituales de precipitación han configurado un escenario altamente propenso a la propagación descontrolada de incendios de cobertura vegetal, el desabastecimiento de fuentes hídricas potables y la degradación severa de ecosistemas estratégicos.</w:t>
+      </w:r>
+    </w:p>
+    <w:p>
+      <w:pPr>
+        <w:pStyle w:val="NormalWeb"/>
+        <w:jc w:val="both"/>
+        <w:rPr>
+          <w:rFonts w:asciiTheme="minorHAnsi" w:hAnsiTheme="minorHAnsi" w:cstheme="minorHAnsi"/>
+        </w:rPr>
+      </w:pPr>
+      <w:r>
+        <w:rPr>
+          <w:rFonts w:asciiTheme="minorHAnsi" w:hAnsiTheme="minorHAnsi" w:cstheme="minorHAnsi"/>
+        </w:rPr>
+        <w:t>En el marco de esta contingencia, la Unidad Nacional para la Gestión del Riesgo de Desastres (UNGRD), bajo la dirección encargada del funcionario Javier Pava, ha presentado un balance parcial e integrador sobre el impacto de la primera ola de emergencias registradas. Entre el 16 de junio y el 6 de agosto se han reportado oficialmente 438 incendios forestales consolidados, los cuales han afectado de manera directa a 191 municipios repartidos en 19 departamentos del territorio nacional. La devastación ambiental abarca hasta la fecha más de 7.153 hectáreas de cobertura vegetal, afectando reservas naturales, zonas agrícolas y cuencas hidrográficas de vital importancia para la soberanía alimentaria y energética del país.</w:t>
+      </w:r>
+    </w:p>
+    <w:p>
+      <w:pPr>
+        <w:pStyle w:val="NormalWeb"/>
+        <w:jc w:val="both"/>
+        <w:rPr>
+          <w:rFonts w:asciiTheme="minorHAnsi" w:hAnsiTheme="minorHAnsi" w:cstheme="minorHAnsi"/>
+        </w:rPr>
+      </w:pPr>
+      <w:r>
+        <w:rPr>
+          <w:rFonts w:asciiTheme="minorHAnsi" w:hAnsiTheme="minorHAnsi" w:cstheme="minorHAnsi"/>
+        </w:rPr>
+        <w:t>El impacto humano e infraestructura de la emergencia reporta un saldo provisional de 11 personas heridas de diversa consideración, 17 personas directamente afectadas por la inhalación de gases y pérdidas materiales, y 4 familias totalmente damnificadas tras la destrucción de sus viviendas. Geográficamente, la afectación no es homogénea: el departamento del Tolima encabeza la cifra de emergencias con un total de 140 incendios distribuidos en 38 municipios; seguido en severidad por el departamento de Cundinamarca, con 89 incendios en 32 municipios; y el departamento del Valle del Cauca, que registra 43 emergencias activadas en 21 municipios.</w:t>
+      </w:r>
+    </w:p>
+    <w:p>
+      <w:pPr>
+        <w:pStyle w:val="NormalWeb"/>
+        <w:jc w:val="both"/>
+        <w:rPr>
+          <w:rFonts w:asciiTheme="minorHAnsi" w:hAnsiTheme="minorHAnsi" w:cstheme="minorHAnsi"/>
+        </w:rPr>
+      </w:pPr>
+    </w:p>
+    <w:p>
+      <w:pPr>
+        <w:pStyle w:val="NormalWeb"/>
+        <w:jc w:val="both"/>
+        <w:rPr>
+          <w:rFonts w:asciiTheme="minorHAnsi" w:hAnsiTheme="minorHAnsi" w:cstheme="minorHAnsi"/>
+        </w:rPr>
+      </w:pPr>
+    </w:p>
+    <w:p>
+      <w:pPr>
+        <w:pStyle w:val="NormalWeb"/>
+        <w:jc w:val="both"/>
+        <w:rPr>
+          <w:rFonts w:asciiTheme="minorHAnsi" w:hAnsiTheme="minorHAnsi" w:cstheme="minorHAnsi"/>
+        </w:rPr>
+      </w:pPr>
+    </w:p>
+    <w:p>
+      <w:pPr>
+        <w:pStyle w:val="NormalWeb"/>
+        <w:jc w:val="both"/>
+        <w:rPr>
+          <w:rFonts w:asciiTheme="minorHAnsi" w:hAnsiTheme="minorHAnsi" w:cstheme="minorHAnsi"/>
+        </w:rPr>
+      </w:pPr>
+    </w:p>
+    <w:p>
+      <w:pPr>
+        <w:pStyle w:val="NormalWeb"/>
+        <w:jc w:val="both"/>
+        <w:rPr>
+          <w:rFonts w:asciiTheme="minorHAnsi" w:hAnsiTheme="minorHAnsi" w:cstheme="minorHAnsi"/>
+        </w:rPr>
+      </w:pPr>
+    </w:p>
+    <w:p>
+      <w:pPr>
+        <w:pStyle w:val="NormalWeb"/>
+        <w:jc w:val="both"/>
+        <w:rPr>
+          <w:rFonts w:asciiTheme="minorHAnsi" w:hAnsiTheme="minorHAnsi" w:cstheme="minorHAnsi"/>
+        </w:rPr>
+      </w:pPr>
+      <w:r>
+        <w:rPr>
+          <w:rFonts w:asciiTheme="minorHAnsi" w:hAnsiTheme="minorHAnsi" w:cstheme="minorHAnsi"/>
+        </w:rPr>
+        <w:lastRenderedPageBreak/>
+        <w:t xml:space="preserve">A la fecha de presentación del informe, las fuerzas de socorro mantienen operativos activos sobre nueve incendios forestales de gran magnitud, de los cuales cuatro se encuentran bajo control </w:t>
+      </w:r>
+      <w:proofErr w:type="gramStart"/>
+      <w:r>
+        <w:rPr>
+          <w:rFonts w:asciiTheme="minorHAnsi" w:hAnsiTheme="minorHAnsi" w:cstheme="minorHAnsi"/>
+        </w:rPr>
+        <w:t>estricto</w:t>
+      </w:r>
+      <w:proofErr w:type="gramEnd"/>
+      <w:r>
+        <w:rPr>
+          <w:rFonts w:asciiTheme="minorHAnsi" w:hAnsiTheme="minorHAnsi" w:cstheme="minorHAnsi"/>
+        </w:rPr>
+        <w:t xml:space="preserve"> pero requieren guardia constante para evitar reactivaciones por vientos térmicos. Uno de los frentes de combate más complejos y de alta peligrosidad se localiza en el municipio de San Luis, Tolima, donde la combinación de topografía accidentada y vegetación seca ha exigido el despliegue combinado de brigadas terrestres de contención manual junto con el apoyo aéreo de helicópteros equipados con sistemas </w:t>
+      </w:r>
+      <w:proofErr w:type="spellStart"/>
+      <w:r>
+        <w:rPr>
+          <w:rFonts w:asciiTheme="minorHAnsi" w:hAnsiTheme="minorHAnsi" w:cstheme="minorHAnsi"/>
+        </w:rPr>
+        <w:t>Bambi</w:t>
+      </w:r>
+      <w:proofErr w:type="spellEnd"/>
+      <w:r>
+        <w:rPr>
+          <w:rFonts w:asciiTheme="minorHAnsi" w:hAnsiTheme="minorHAnsi" w:cstheme="minorHAnsi"/>
+        </w:rPr>
+        <w:t xml:space="preserve"> </w:t>
+      </w:r>
+      <w:proofErr w:type="spellStart"/>
+      <w:r>
+        <w:rPr>
+          <w:rFonts w:asciiTheme="minorHAnsi" w:hAnsiTheme="minorHAnsi" w:cstheme="minorHAnsi"/>
+        </w:rPr>
+        <w:t>Bucket</w:t>
+      </w:r>
+      <w:proofErr w:type="spellEnd"/>
+      <w:r>
+        <w:rPr>
+          <w:rFonts w:asciiTheme="minorHAnsi" w:hAnsiTheme="minorHAnsi" w:cstheme="minorHAnsi"/>
+        </w:rPr>
+        <w:t xml:space="preserve"> para la descarga estratégica de agua y </w:t>
+      </w:r>
+      <w:proofErr w:type="spellStart"/>
+      <w:r>
+        <w:rPr>
+          <w:rFonts w:asciiTheme="minorHAnsi" w:hAnsiTheme="minorHAnsi" w:cstheme="minorHAnsi"/>
+        </w:rPr>
+        <w:t>retardantes</w:t>
+      </w:r>
+      <w:proofErr w:type="spellEnd"/>
+      <w:r>
+        <w:rPr>
+          <w:rFonts w:asciiTheme="minorHAnsi" w:hAnsiTheme="minorHAnsi" w:cstheme="minorHAnsi"/>
+        </w:rPr>
+        <w:t xml:space="preserve"> químicos.</w:t>
+      </w:r>
+      <w:r>
+        <w:rPr>
+          <w:rFonts w:asciiTheme="minorHAnsi" w:hAnsiTheme="minorHAnsi" w:cstheme="minorHAnsi"/>
+        </w:rPr>
+        <w:t xml:space="preserve"> </w:t>
+      </w:r>
+      <w:proofErr w:type="gramStart"/>
+      <w:r>
+        <w:rPr>
+          <w:rFonts w:asciiTheme="minorHAnsi" w:hAnsiTheme="minorHAnsi" w:cstheme="minorHAnsi"/>
+        </w:rPr>
+        <w:t>Proyección</w:t>
+      </w:r>
+      <w:proofErr w:type="gramEnd"/>
+      <w:r>
+        <w:rPr>
+          <w:rFonts w:asciiTheme="minorHAnsi" w:hAnsiTheme="minorHAnsi" w:cstheme="minorHAnsi"/>
+        </w:rPr>
+        <w:t xml:space="preserve"> Operativa, Declaratoria de Desastre y Necesidad Tecnológica</w:t>
+      </w:r>
+    </w:p>
+    <w:p>
+      <w:pPr>
+        <w:pStyle w:val="NormalWeb"/>
+        <w:jc w:val="both"/>
+        <w:rPr>
+          <w:rFonts w:asciiTheme="minorHAnsi" w:hAnsiTheme="minorHAnsi" w:cstheme="minorHAnsi"/>
+        </w:rPr>
+      </w:pPr>
+      <w:r>
+        <w:rPr>
+          <w:rFonts w:asciiTheme="minorHAnsi" w:hAnsiTheme="minorHAnsi" w:cstheme="minorHAnsi"/>
+        </w:rPr>
+        <w:t xml:space="preserve">Las autoridades del IDEAM han reiterado la permanencia de la </w:t>
+      </w:r>
+      <w:r>
+        <w:rPr>
+          <w:rFonts w:asciiTheme="minorHAnsi" w:hAnsiTheme="minorHAnsi" w:cstheme="minorHAnsi"/>
+          <w:bCs/>
+        </w:rPr>
+        <w:t>alerta roja por altas temperaturas</w:t>
+      </w:r>
+      <w:r>
+        <w:rPr>
+          <w:rFonts w:asciiTheme="minorHAnsi" w:hAnsiTheme="minorHAnsi" w:cstheme="minorHAnsi"/>
+        </w:rPr>
+        <w:t xml:space="preserve"> en vastas regiones del país, haciendo especial énfasis en la vertiente del Caribe, la Orinoquía y sectores de la región Andina. Departamentos como La Guajira, Cesar, Magdalena, Bolívar, Sucre, Norte de Santander, Santander, Casanare, Vichada y Guainía experimentan condiciones críticas que incrementan el riesgo no solo de conflagraciones, sino también de golpes de calor en la población y racionamiento de agua potable.</w:t>
+      </w:r>
+    </w:p>
+    <w:p>
+      <w:pPr>
+        <w:pStyle w:val="NormalWeb"/>
+        <w:jc w:val="both"/>
+        <w:rPr>
+          <w:rFonts w:asciiTheme="minorHAnsi" w:hAnsiTheme="minorHAnsi" w:cstheme="minorHAnsi"/>
+        </w:rPr>
+      </w:pPr>
+      <w:r>
+        <w:rPr>
+          <w:rFonts w:asciiTheme="minorHAnsi" w:hAnsiTheme="minorHAnsi" w:cstheme="minorHAnsi"/>
+        </w:rPr>
+        <w:t xml:space="preserve">El liderazgo de la UNGRD enfatiza que las emergencias reportadas hasta la fecha no representan un evento aislado, sino que constituyen apenas el indicio inicial de un ciclo de sequía prolongado que se extenderá durante lo que resta del año e incluso afectará de manera severa los primeros meses. Ante esta perspectiva, la entidad ha insistido ante el Gobierno Nacional en la necesidad urgente de garantizar la financiación integral y el presupuesto operativo del </w:t>
+      </w:r>
+      <w:r>
+        <w:rPr>
+          <w:rFonts w:asciiTheme="minorHAnsi" w:hAnsiTheme="minorHAnsi" w:cstheme="minorHAnsi"/>
+          <w:bCs/>
+        </w:rPr>
+        <w:t>Decreto 802</w:t>
+      </w:r>
+      <w:r>
+        <w:rPr>
+          <w:rFonts w:asciiTheme="minorHAnsi" w:hAnsiTheme="minorHAnsi" w:cstheme="minorHAnsi"/>
+        </w:rPr>
+        <w:t>, mediante el cual se declaró formalmente la situación de desastre nacional para anticipar y contrarrestar los impactos del fenómeno climático.</w:t>
+      </w:r>
+    </w:p>
+    <w:p>
+      <w:pPr>
+        <w:pStyle w:val="NormalWeb"/>
+        <w:jc w:val="both"/>
+        <w:rPr>
+          <w:rFonts w:asciiTheme="minorHAnsi" w:hAnsiTheme="minorHAnsi" w:cstheme="minorHAnsi"/>
+        </w:rPr>
+      </w:pPr>
+      <w:r>
+        <w:rPr>
+          <w:rFonts w:asciiTheme="minorHAnsi" w:hAnsiTheme="minorHAnsi" w:cstheme="minorHAnsi"/>
+        </w:rPr>
+        <w:t>La ejecución de las medidas de respuesta del Sistema Nacional de Gestión del Riesgo implica la movilización coordinada de bomberos oficiales y voluntarios, la Defensa Civil, la Cruz Roja y las Fuerzas Armadas, en permanente articulación con alcaldías y gobernaciones. No obstante, la logística en el terreno presenta cuellos de botella significativos: los centros de mando y control carecen de una plataforma informática centralizada que permita procesar en tiempo real la información proveniente de los territorios afectados, evaluar la criticidad de los niveles de alerta, mantener un inventario riguroso de las unidades terrestres y aeronaves de apoyo, y controlar la asignación exclusiva de los recursos operativos para evitar la sobreexplotación o el doble despacho de equipos en misiones simultáneas.</w:t>
+      </w:r>
+    </w:p>
+    <w:p>
+      <w:pPr>
+        <w:pStyle w:val="NormalWeb"/>
+        <w:jc w:val="both"/>
+        <w:rPr>
+          <w:rFonts w:asciiTheme="minorHAnsi" w:hAnsiTheme="minorHAnsi" w:cstheme="minorHAnsi"/>
+        </w:rPr>
+      </w:pPr>
+      <w:r>
+        <w:rPr>
+          <w:rFonts w:asciiTheme="minorHAnsi" w:hAnsiTheme="minorHAnsi" w:cstheme="minorHAnsi"/>
+        </w:rPr>
+        <w:t>Es en este contexto de crisis nacional donde surge la necesidad de diseñar, estructurar e implementar una plataforma tecnológica robusta que automatice el flujo de datos desde el reporte en campo hasta la toma de decisiones estratégicas en los paneles de control de la UNGRD.</w:t>
+      </w:r>
+    </w:p>
+    <w:p>
+      <w:pPr>
+        <w:pStyle w:val="Ttulo2"/>
+        <w:jc w:val="both"/>
+        <w:rPr>
+          <w:rFonts w:asciiTheme="minorHAnsi" w:hAnsiTheme="minorHAnsi" w:cstheme="minorHAnsi"/>
+        </w:rPr>
+      </w:pPr>
+    </w:p>
+    <w:p>
+      <w:pPr>
+        <w:pStyle w:val="NormalWeb"/>
+        <w:ind w:left="720"/>
+        <w:jc w:val="both"/>
+        <w:rPr>
+          <w:rFonts w:asciiTheme="minorHAnsi" w:hAnsiTheme="minorHAnsi" w:cstheme="minorHAnsi"/>
+          <w:b/>
+          <w:color w:val="000000" w:themeColor="text1"/>
+          <w:sz w:val="36"/>
+          <w:szCs w:val="36"/>
+        </w:rPr>
+      </w:pPr>
+      <w:r>
+        <w:rPr>
+          <w:rFonts w:asciiTheme="minorHAnsi" w:hAnsiTheme="minorHAnsi" w:cstheme="minorHAnsi"/>
+          <w:b/>
+          <w:color w:val="000000" w:themeColor="text1"/>
+          <w:sz w:val="36"/>
+          <w:szCs w:val="36"/>
+        </w:rPr>
+        <w:lastRenderedPageBreak/>
+        <w:t>Definición Específica del Proyecto de Software</w:t>
+      </w:r>
+    </w:p>
+    <w:p>
+      <w:pPr>
+        <w:pStyle w:val="NormalWeb"/>
+        <w:numPr>
+          <w:ilvl w:val="0"/>
+          <w:numId w:val="6"/>
+        </w:numPr>
+        <w:jc w:val="both"/>
         <w:rPr>
           <w:rFonts w:asciiTheme="minorHAnsi" w:hAnsiTheme="minorHAnsi" w:cstheme="minorHAnsi"/>
         </w:rPr>
@@ -15,68 +343,23 @@
           <w:b/>
           <w:bCs/>
         </w:rPr>
-        <w:t>Colombia registra 438 incendios forestales: UNGRD alerta primeros efectos del fenómeno de El Niño</w:t>
-      </w:r>
-    </w:p>
-    <w:p>
-      <w:pPr>
-        <w:pStyle w:val="NormalWeb"/>
-        <w:rPr>
-          <w:rFonts w:asciiTheme="minorHAnsi" w:hAnsiTheme="minorHAnsi" w:cstheme="minorHAnsi"/>
-        </w:rPr>
-      </w:pPr>
-      <w:r>
-        <w:rPr>
-          <w:rFonts w:asciiTheme="minorHAnsi" w:hAnsiTheme="minorHAnsi" w:cstheme="minorHAnsi"/>
-        </w:rPr>
-        <w:t>La Unidad Nacional para la Gestión del Riesgo de Desastres (UNGRD) advirtió que los incendios forestales registrados durante las últimas semanas son apenas el primer indicio de los efectos que traerá el fenómeno de El Niño 2026-2027 en Colombia.</w:t>
-      </w:r>
-    </w:p>
-    <w:p>
-      <w:pPr>
-        <w:pStyle w:val="NormalWeb"/>
-        <w:rPr>
-          <w:rFonts w:asciiTheme="minorHAnsi" w:hAnsiTheme="minorHAnsi" w:cstheme="minorHAnsi"/>
-        </w:rPr>
-      </w:pPr>
-      <w:r>
-        <w:rPr>
-          <w:rFonts w:asciiTheme="minorHAnsi" w:hAnsiTheme="minorHAnsi" w:cstheme="minorHAnsi"/>
-        </w:rPr>
-        <w:t>Durante un balance presentado este miércoles, el director encargado de la entidad, Javier Pava, aseguró que la situación actual anticipa un panorama más complejo para lo que resta del año e incluso para los primeros meses de 2027.</w:t>
-      </w:r>
-    </w:p>
-    <w:p>
-      <w:pPr>
-        <w:pStyle w:val="NormalWeb"/>
-        <w:rPr>
-          <w:rFonts w:asciiTheme="minorHAnsi" w:hAnsiTheme="minorHAnsi" w:cstheme="minorHAnsi"/>
-        </w:rPr>
-      </w:pPr>
-      <w:r>
-        <w:rPr>
-          <w:rFonts w:asciiTheme="minorHAnsi" w:hAnsiTheme="minorHAnsi" w:cstheme="minorHAnsi"/>
-        </w:rPr>
-        <w:t>"Lo que ha sucedido en estos días es el indicio de lo que va a suceder en el resto del año", afirmó el funcionario.</w:t>
-      </w:r>
-    </w:p>
-    <w:p>
-      <w:pPr>
-        <w:pStyle w:val="NormalWeb"/>
-        <w:rPr>
-          <w:rFonts w:asciiTheme="minorHAnsi" w:hAnsiTheme="minorHAnsi" w:cstheme="minorHAnsi"/>
-        </w:rPr>
-      </w:pPr>
-      <w:r>
-        <w:rPr>
-          <w:rFonts w:asciiTheme="minorHAnsi" w:hAnsiTheme="minorHAnsi" w:cstheme="minorHAnsi"/>
-        </w:rPr>
-        <w:t>Según explicó, el fenómeno no solo incrementará el riesgo de incendios forestales, sino que además afectará la biodiversidad, los ecosistemas, la infraestructura, el abastecimiento de agua potable y la producción agrícola, además de aumentar el riesgo de racionamientos en algunas zonas del país.</w:t>
-      </w:r>
-    </w:p>
-    <w:p>
-      <w:pPr>
-        <w:pStyle w:val="NormalWeb"/>
+        <w:t>Cliente:</w:t>
+      </w:r>
+      <w:r>
+        <w:rPr>
+          <w:rFonts w:asciiTheme="minorHAnsi" w:hAnsiTheme="minorHAnsi" w:cstheme="minorHAnsi"/>
+        </w:rPr>
+        <w:t xml:space="preserve"> La Unidad Nacional para la Gestión del Riesgo de Desastres (UNGRD).</w:t>
+      </w:r>
+    </w:p>
+    <w:p>
+      <w:pPr>
+        <w:pStyle w:val="NormalWeb"/>
+        <w:numPr>
+          <w:ilvl w:val="0"/>
+          <w:numId w:val="6"/>
+        </w:numPr>
+        <w:jc w:val="both"/>
         <w:rPr>
           <w:rFonts w:asciiTheme="minorHAnsi" w:hAnsiTheme="minorHAnsi" w:cstheme="minorHAnsi"/>
         </w:rPr>
@@ -87,21 +370,165 @@
           <w:b/>
           <w:bCs/>
         </w:rPr>
-        <w:t>El balance de la emergencia</w:t>
-      </w:r>
-    </w:p>
-    <w:p>
-      <w:pPr>
-        <w:pStyle w:val="NormalWeb"/>
-        <w:rPr>
-          <w:rFonts w:asciiTheme="minorHAnsi" w:hAnsiTheme="minorHAnsi" w:cstheme="minorHAnsi"/>
-        </w:rPr>
-      </w:pPr>
-      <w:r>
-        <w:rPr>
-          <w:rFonts w:asciiTheme="minorHAnsi" w:hAnsiTheme="minorHAnsi" w:cstheme="minorHAnsi"/>
-        </w:rPr>
-        <w:t>Entre el 16 de junio y el 6 de agosto, la UNGRD reportó 438 incendios forestales en 191 municipios de 19 departamentos. La emergencia deja:</w:t>
+        <w:t>Usuario Final:</w:t>
+      </w:r>
+      <w:r>
+        <w:rPr>
+          <w:rFonts w:asciiTheme="minorHAnsi" w:hAnsiTheme="minorHAnsi" w:cstheme="minorHAnsi"/>
+        </w:rPr>
+        <w:t xml:space="preserve"> Operadores, logistas</w:t>
+      </w:r>
+      <w:bookmarkStart w:id="0" w:name="_GoBack"/>
+      <w:bookmarkEnd w:id="0"/>
+      <w:r>
+        <w:rPr>
+          <w:rFonts w:asciiTheme="minorHAnsi" w:hAnsiTheme="minorHAnsi" w:cstheme="minorHAnsi"/>
+        </w:rPr>
+        <w:t xml:space="preserve"> y despachadores del centro de control centralizado encargados de registrar la información de las zonas en emergencia, verificar las certificaciones de los equipos operativos y coordinar los despachos de las misiones de rescate y contención.</w:t>
+      </w:r>
+    </w:p>
+    <w:p>
+      <w:pPr>
+        <w:pStyle w:val="NormalWeb"/>
+        <w:ind w:left="720"/>
+        <w:jc w:val="both"/>
+      </w:pPr>
+      <w:r>
+        <w:rPr>
+          <w:rFonts w:asciiTheme="minorHAnsi" w:hAnsiTheme="minorHAnsi" w:cstheme="minorHAnsi"/>
+          <w:b/>
+          <w:bCs/>
+          <w:sz w:val="32"/>
+          <w:szCs w:val="32"/>
+        </w:rPr>
+        <w:t>MUNDO DEL PROBLEMA</w:t>
+      </w:r>
+    </w:p>
+    <w:p>
+      <w:pPr>
+        <w:pStyle w:val="NormalWeb"/>
+        <w:jc w:val="both"/>
+        <w:rPr>
+          <w:rFonts w:asciiTheme="minorHAnsi" w:hAnsiTheme="minorHAnsi" w:cstheme="minorHAnsi"/>
+        </w:rPr>
+      </w:pPr>
+      <w:r>
+        <w:rPr>
+          <w:rFonts w:asciiTheme="minorHAnsi" w:hAnsiTheme="minorHAnsi" w:cstheme="minorHAnsi"/>
+        </w:rPr>
+        <w:t>La Unidad Nacional para la Gestión del Riesgo de Desastres (UNGRD) opera en un entorno crítico de respuesta ante emergencias nacionales, tales como incendios forestales descontrolados, inundaciones y deslizamientos de tierra en diferentes zonas del país. Para optimizar su labor, la entidad requiere un sistema automatizado capaz de llevar el control centralizado de todos los municipios y territorios afectados. Cada uno de estos territorios debe quedar registrado de manera permanente asociándose de forma estricta a un nivel de criticidad o riesgo preestablecido, el cual se clasifica únicamente en tres categorías fijas: bajo, medio o alto, evitando variaciones de escritura por parte de los operadores.</w:t>
+      </w:r>
+    </w:p>
+    <w:p>
+      <w:pPr>
+        <w:pStyle w:val="NormalWeb"/>
+        <w:jc w:val="both"/>
+        <w:rPr>
+          <w:rFonts w:asciiTheme="minorHAnsi" w:hAnsiTheme="minorHAnsi" w:cstheme="minorHAnsi"/>
+        </w:rPr>
+      </w:pPr>
+      <w:r>
+        <w:rPr>
+          <w:rFonts w:asciiTheme="minorHAnsi" w:hAnsiTheme="minorHAnsi" w:cstheme="minorHAnsi"/>
+        </w:rPr>
+        <w:t xml:space="preserve">Dentro de este escenario operativo, la UNGRD moviliza recursos de respuesta que se dividen principalmente en dos categorías con normativas de seguridad muy específicas. Por un </w:t>
+      </w:r>
+      <w:proofErr w:type="gramStart"/>
+      <w:r>
+        <w:rPr>
+          <w:rFonts w:asciiTheme="minorHAnsi" w:hAnsiTheme="minorHAnsi" w:cstheme="minorHAnsi"/>
+        </w:rPr>
+        <w:t>lado</w:t>
+      </w:r>
+      <w:proofErr w:type="gramEnd"/>
+      <w:r>
+        <w:rPr>
+          <w:rFonts w:asciiTheme="minorHAnsi" w:hAnsiTheme="minorHAnsi" w:cstheme="minorHAnsi"/>
+        </w:rPr>
+        <w:t xml:space="preserve"> se encuentran las unidades terrestres, compuestas por personal y vehículos de intervención rápida. Cada unidad terrestre posee un identificador, un nombre de base y una condición de certificación obligatoria. La regla institucional de seguridad establece </w:t>
+      </w:r>
+      <w:proofErr w:type="gramStart"/>
+      <w:r>
+        <w:rPr>
+          <w:rFonts w:asciiTheme="minorHAnsi" w:hAnsiTheme="minorHAnsi" w:cstheme="minorHAnsi"/>
+        </w:rPr>
+        <w:t>que</w:t>
+      </w:r>
+      <w:proofErr w:type="gramEnd"/>
+      <w:r>
+        <w:rPr>
+          <w:rFonts w:asciiTheme="minorHAnsi" w:hAnsiTheme="minorHAnsi" w:cstheme="minorHAnsi"/>
+        </w:rPr>
+        <w:t xml:space="preserve"> si una unidad terrestre no posee dicho certificado, el sistema debe impedir estrictamente su despliegue en zonas de riesgo medio o alto, permitiendo su participación únicamente en territorios catalogados como bajo; en contraste, aquellas unidades que sí cuentan con el certificado están habilitadas para ingresar y operar sin restricciones en cualquier nivel de riesgo. Por otro lado, la flota cuenta con helicópteros dotados de matrícula, capacidad de almacenamiento de agua y autonomía de vuelo, orientados específicamente al apoyo aéreo y contraincendios.</w:t>
+      </w:r>
+    </w:p>
+    <w:p>
+      <w:pPr>
+        <w:pStyle w:val="NormalWeb"/>
+        <w:jc w:val="both"/>
+        <w:rPr>
+          <w:rFonts w:asciiTheme="minorHAnsi" w:hAnsiTheme="minorHAnsi" w:cstheme="minorHAnsi"/>
+        </w:rPr>
+      </w:pPr>
+      <w:r>
+        <w:rPr>
+          <w:rFonts w:asciiTheme="minorHAnsi" w:hAnsiTheme="minorHAnsi" w:cstheme="minorHAnsi"/>
+        </w:rPr>
+        <w:t>Cada vez que se atiende una emergencia en un municipio, el sistema operativo debe registrar las estadísticas poblacionales y de impacto del evento, cuantificando detalladamente a los habitantes en tres estados concretos: los no afectados que lograron ponerse a salvo, los damnificados que sufrieron pérdidas materiales o lesiones leves y requieren asistencia humanitaria, y el registro de los muertos.</w:t>
+      </w:r>
+    </w:p>
+    <w:p>
+      <w:pPr>
+        <w:pStyle w:val="NormalWeb"/>
+        <w:jc w:val="both"/>
+        <w:rPr>
+          <w:rFonts w:asciiTheme="minorHAnsi" w:hAnsiTheme="minorHAnsi" w:cstheme="minorHAnsi"/>
+        </w:rPr>
+      </w:pPr>
+      <w:r>
+        <w:rPr>
+          <w:rFonts w:asciiTheme="minorHAnsi" w:hAnsiTheme="minorHAnsi" w:cstheme="minorHAnsi"/>
+        </w:rPr>
+        <w:t xml:space="preserve">Posteriormente, el núcleo del sistema debe permitir planificar y ejecutar operaciones de rescate asociadas a fechas específicas en el calendario. Estas misiones pueden programarse de manera múltiple, ya sea concentrando varias operaciones en un mismo municipio o distribuyéndolas simultáneamente en diferentes regiones del país. Para garantizar el cumplimiento de los protocolos de seguridad y evitar fallas logísticas, el sistema incorpora </w:t>
+      </w:r>
+      <w:r>
+        <w:rPr>
+          <w:rFonts w:asciiTheme="minorHAnsi" w:hAnsiTheme="minorHAnsi" w:cstheme="minorHAnsi"/>
+        </w:rPr>
+        <w:lastRenderedPageBreak/>
+        <w:t>una regla de despacho indispensable: ningún equipo, vehículo o unidad operativa que ya se encuentre despachado en una misión activa puede volver a ser asignado a otra operación simultánea hasta que se libere su disponibilidad.</w:t>
+      </w:r>
+    </w:p>
+    <w:p>
+      <w:pPr>
+        <w:pStyle w:val="NormalWeb"/>
+        <w:jc w:val="both"/>
+        <w:rPr>
+          <w:rFonts w:asciiTheme="minorHAnsi" w:hAnsiTheme="minorHAnsi" w:cstheme="minorHAnsi"/>
+        </w:rPr>
+      </w:pPr>
+      <w:r>
+        <w:rPr>
+          <w:rFonts w:asciiTheme="minorHAnsi" w:hAnsiTheme="minorHAnsi" w:cstheme="minorHAnsi"/>
+        </w:rPr>
+        <w:t>Para que los operadores del centro de mando interactúen con este ecosistema, la plataforma se apoya en formularios visuales donde se capturan los datos mediante campos de texto y botones centralizados por comandos de acción. Las clases del sistema deben procesar esta información recibiendo los datos por parámetros, validando las restricciones mediante colecciones dinámicas y retornando cadenas de texto que se reflejan de forma ordenada y vertical en áreas de texto general, asegurando un registro histórico limpio, transparente y completamente funcional para la toma de decisiones institucionales.</w:t>
+      </w:r>
+    </w:p>
+    <w:p>
+      <w:pPr>
+        <w:pStyle w:val="NormalWeb"/>
+        <w:jc w:val="both"/>
+        <w:rPr>
+          <w:rFonts w:asciiTheme="minorHAnsi" w:hAnsiTheme="minorHAnsi" w:cstheme="minorHAnsi"/>
+          <w:b/>
+        </w:rPr>
+      </w:pPr>
+      <w:r>
+        <w:rPr>
+          <w:rFonts w:asciiTheme="minorHAnsi" w:hAnsiTheme="minorHAnsi" w:cstheme="minorHAnsi"/>
+          <w:b/>
+        </w:rPr>
+        <w:t>REQUERIMIENTOS FUNCIONALES</w:t>
       </w:r>
     </w:p>
     <w:p>
@@ -109,17 +536,26 @@
         <w:pStyle w:val="NormalWeb"/>
         <w:numPr>
           <w:ilvl w:val="0"/>
-          <w:numId w:val="1"/>
+          <w:numId w:val="7"/>
         </w:numPr>
-        <w:rPr>
-          <w:rFonts w:asciiTheme="minorHAnsi" w:hAnsiTheme="minorHAnsi" w:cstheme="minorHAnsi"/>
-        </w:rPr>
-      </w:pPr>
-      <w:r>
-        <w:rPr>
-          <w:rFonts w:asciiTheme="minorHAnsi" w:hAnsiTheme="minorHAnsi" w:cstheme="minorHAnsi"/>
-        </w:rPr>
-        <w:t>7.153 hectáreas de cobertura vegetal afectadas.</w:t>
+        <w:jc w:val="both"/>
+        <w:rPr>
+          <w:rFonts w:asciiTheme="minorHAnsi" w:hAnsiTheme="minorHAnsi" w:cstheme="minorHAnsi"/>
+        </w:rPr>
+      </w:pPr>
+      <w:r>
+        <w:rPr>
+          <w:rFonts w:asciiTheme="minorHAnsi" w:hAnsiTheme="minorHAnsi" w:cstheme="minorHAnsi"/>
+          <w:b/>
+          <w:bCs/>
+        </w:rPr>
+        <w:t>RF01 - Registrar Municipio Afectado:</w:t>
+      </w:r>
+      <w:r>
+        <w:rPr>
+          <w:rFonts w:asciiTheme="minorHAnsi" w:hAnsiTheme="minorHAnsi" w:cstheme="minorHAnsi"/>
+        </w:rPr>
+        <w:t xml:space="preserve"> Permitir registrar los datos de un municipio afectado (nombre, población general, nivel de alerta y cantidad de incendios) mediante la interfaz gráfica.</w:t>
       </w:r>
     </w:p>
     <w:p>
@@ -127,17 +563,26 @@
         <w:pStyle w:val="NormalWeb"/>
         <w:numPr>
           <w:ilvl w:val="0"/>
-          <w:numId w:val="1"/>
+          <w:numId w:val="7"/>
         </w:numPr>
-        <w:rPr>
-          <w:rFonts w:asciiTheme="minorHAnsi" w:hAnsiTheme="minorHAnsi" w:cstheme="minorHAnsi"/>
-        </w:rPr>
-      </w:pPr>
-      <w:r>
-        <w:rPr>
-          <w:rFonts w:asciiTheme="minorHAnsi" w:hAnsiTheme="minorHAnsi" w:cstheme="minorHAnsi"/>
-        </w:rPr>
-        <w:t>11 personas heridas.</w:t>
+        <w:jc w:val="both"/>
+        <w:rPr>
+          <w:rFonts w:asciiTheme="minorHAnsi" w:hAnsiTheme="minorHAnsi" w:cstheme="minorHAnsi"/>
+        </w:rPr>
+      </w:pPr>
+      <w:r>
+        <w:rPr>
+          <w:rFonts w:asciiTheme="minorHAnsi" w:hAnsiTheme="minorHAnsi" w:cstheme="minorHAnsi"/>
+          <w:b/>
+          <w:bCs/>
+        </w:rPr>
+        <w:t>RF02 - Listar Municipios Afectados:</w:t>
+      </w:r>
+      <w:r>
+        <w:rPr>
+          <w:rFonts w:asciiTheme="minorHAnsi" w:hAnsiTheme="minorHAnsi" w:cstheme="minorHAnsi"/>
+        </w:rPr>
+        <w:t xml:space="preserve"> Mostrar en pantalla el listado detallado de todos los municipios registrados y sus estadísticas.</w:t>
       </w:r>
     </w:p>
     <w:p>
@@ -145,17 +590,26 @@
         <w:pStyle w:val="NormalWeb"/>
         <w:numPr>
           <w:ilvl w:val="0"/>
-          <w:numId w:val="1"/>
+          <w:numId w:val="7"/>
         </w:numPr>
-        <w:rPr>
-          <w:rFonts w:asciiTheme="minorHAnsi" w:hAnsiTheme="minorHAnsi" w:cstheme="minorHAnsi"/>
-        </w:rPr>
-      </w:pPr>
-      <w:r>
-        <w:rPr>
-          <w:rFonts w:asciiTheme="minorHAnsi" w:hAnsiTheme="minorHAnsi" w:cstheme="minorHAnsi"/>
-        </w:rPr>
-        <w:t>17 personas afectadas.</w:t>
+        <w:jc w:val="both"/>
+        <w:rPr>
+          <w:rFonts w:asciiTheme="minorHAnsi" w:hAnsiTheme="minorHAnsi" w:cstheme="minorHAnsi"/>
+        </w:rPr>
+      </w:pPr>
+      <w:r>
+        <w:rPr>
+          <w:rFonts w:asciiTheme="minorHAnsi" w:hAnsiTheme="minorHAnsi" w:cstheme="minorHAnsi"/>
+          <w:b/>
+          <w:bCs/>
+        </w:rPr>
+        <w:t>RF03 - Registrar Unidad Terrestre:</w:t>
+      </w:r>
+      <w:r>
+        <w:rPr>
+          <w:rFonts w:asciiTheme="minorHAnsi" w:hAnsiTheme="minorHAnsi" w:cstheme="minorHAnsi"/>
+        </w:rPr>
+        <w:t xml:space="preserve"> Permitir registrar equipos terrestres especificando su código, cantidad de integrantes y si cuentan con certificación oficial.</w:t>
       </w:r>
     </w:p>
     <w:p>
@@ -163,78 +617,9 @@
         <w:pStyle w:val="NormalWeb"/>
         <w:numPr>
           <w:ilvl w:val="0"/>
-          <w:numId w:val="1"/>
+          <w:numId w:val="7"/>
         </w:numPr>
-        <w:rPr>
-          <w:rFonts w:asciiTheme="minorHAnsi" w:hAnsiTheme="minorHAnsi" w:cstheme="minorHAnsi"/>
-        </w:rPr>
-      </w:pPr>
-      <w:r>
-        <w:rPr>
-          <w:rFonts w:asciiTheme="minorHAnsi" w:hAnsiTheme="minorHAnsi" w:cstheme="minorHAnsi"/>
-        </w:rPr>
-        <w:t>Cuatro familias damnificadas.</w:t>
-      </w:r>
-    </w:p>
-    <w:p>
-      <w:pPr>
-        <w:pStyle w:val="NormalWeb"/>
-        <w:rPr>
-          <w:rFonts w:asciiTheme="minorHAnsi" w:hAnsiTheme="minorHAnsi" w:cstheme="minorHAnsi"/>
-        </w:rPr>
-      </w:pPr>
-      <w:r>
-        <w:rPr>
-          <w:rFonts w:asciiTheme="minorHAnsi" w:hAnsiTheme="minorHAnsi" w:cstheme="minorHAnsi"/>
-        </w:rPr>
-        <w:t>El departamento con mayor número de emergencias es Tolima, con 140 incendios en 38 municipios; seguido por Cundinamarca, con 89 incendios en 32 municipios; y Valle del Cauca, con 43 emergencias en 21 municipios.</w:t>
-      </w:r>
-    </w:p>
-    <w:p>
-      <w:pPr>
-        <w:pStyle w:val="NormalWeb"/>
-        <w:rPr>
-          <w:rFonts w:asciiTheme="minorHAnsi" w:hAnsiTheme="minorHAnsi" w:cstheme="minorHAnsi"/>
-        </w:rPr>
-      </w:pPr>
-      <w:r>
-        <w:rPr>
-          <w:rFonts w:asciiTheme="minorHAnsi" w:hAnsiTheme="minorHAnsi" w:cstheme="minorHAnsi"/>
-        </w:rPr>
-        <w:t xml:space="preserve">Actualmente permanecen nueve incendios activos, cuatro de ellos ya controlados. Uno de los operativos más complejos continúa en el municipio de San Luis, Tolima, donde trabajan brigadas terrestres y helicópteros con sistema </w:t>
-      </w:r>
-      <w:proofErr w:type="spellStart"/>
-      <w:r>
-        <w:rPr>
-          <w:rFonts w:asciiTheme="minorHAnsi" w:hAnsiTheme="minorHAnsi" w:cstheme="minorHAnsi"/>
-        </w:rPr>
-        <w:t>Bambi</w:t>
-      </w:r>
-      <w:proofErr w:type="spellEnd"/>
-      <w:r>
-        <w:rPr>
-          <w:rFonts w:asciiTheme="minorHAnsi" w:hAnsiTheme="minorHAnsi" w:cstheme="minorHAnsi"/>
-        </w:rPr>
-        <w:t xml:space="preserve"> </w:t>
-      </w:r>
-      <w:proofErr w:type="spellStart"/>
-      <w:r>
-        <w:rPr>
-          <w:rFonts w:asciiTheme="minorHAnsi" w:hAnsiTheme="minorHAnsi" w:cstheme="minorHAnsi"/>
-        </w:rPr>
-        <w:t>Bucket</w:t>
-      </w:r>
-      <w:proofErr w:type="spellEnd"/>
-      <w:r>
-        <w:rPr>
-          <w:rFonts w:asciiTheme="minorHAnsi" w:hAnsiTheme="minorHAnsi" w:cstheme="minorHAnsi"/>
-        </w:rPr>
-        <w:t xml:space="preserve"> para contener las llamas.</w:t>
-      </w:r>
-    </w:p>
-    <w:p>
-      <w:pPr>
-        <w:pStyle w:val="NormalWeb"/>
+        <w:jc w:val="both"/>
         <w:rPr>
           <w:rFonts w:asciiTheme="minorHAnsi" w:hAnsiTheme="minorHAnsi" w:cstheme="minorHAnsi"/>
         </w:rPr>
@@ -245,41 +630,23 @@
           <w:b/>
           <w:bCs/>
         </w:rPr>
-        <w:t>¿Por qué se están presentando tantos incendios?</w:t>
-      </w:r>
-    </w:p>
-    <w:p>
-      <w:pPr>
-        <w:pStyle w:val="NormalWeb"/>
-        <w:rPr>
-          <w:rFonts w:asciiTheme="minorHAnsi" w:hAnsiTheme="minorHAnsi" w:cstheme="minorHAnsi"/>
-        </w:rPr>
-      </w:pPr>
-      <w:r>
-        <w:rPr>
-          <w:rFonts w:asciiTheme="minorHAnsi" w:hAnsiTheme="minorHAnsi" w:cstheme="minorHAnsi"/>
-        </w:rPr>
-        <w:t>Durante la rueda de prensa, el director encargado de la UNGRD explicó que, aunque algunos incendios tienen origen en acciones humanas, la mayoría están asociados a las condiciones generadas por el fenómeno de El Niño.</w:t>
-      </w:r>
-    </w:p>
-    <w:p>
-      <w:pPr>
-        <w:pStyle w:val="NormalWeb"/>
-        <w:rPr>
-          <w:rFonts w:asciiTheme="minorHAnsi" w:hAnsiTheme="minorHAnsi" w:cstheme="minorHAnsi"/>
-        </w:rPr>
-      </w:pPr>
-      <w:r>
-        <w:rPr>
-          <w:rFonts w:asciiTheme="minorHAnsi" w:hAnsiTheme="minorHAnsi" w:cstheme="minorHAnsi"/>
-        </w:rPr>
-        <w:lastRenderedPageBreak/>
-        <w:t>El funcionario señaló que las altas temperaturas, la intensa radiación solar y la disminución de las lluvias han creado un escenario propicio para la propagación del fuego en varias regiones del país.</w:t>
-      </w:r>
-    </w:p>
-    <w:p>
-      <w:pPr>
-        <w:pStyle w:val="NormalWeb"/>
+        <w:t>RF04 - Listar Unidades Terrestres:</w:t>
+      </w:r>
+      <w:r>
+        <w:rPr>
+          <w:rFonts w:asciiTheme="minorHAnsi" w:hAnsiTheme="minorHAnsi" w:cstheme="minorHAnsi"/>
+        </w:rPr>
+        <w:t xml:space="preserve"> Permitir visualizar todas las unidades terrestres disponibles con sus respectivas restricciones operativas.</w:t>
+      </w:r>
+    </w:p>
+    <w:p>
+      <w:pPr>
+        <w:pStyle w:val="NormalWeb"/>
+        <w:numPr>
+          <w:ilvl w:val="0"/>
+          <w:numId w:val="7"/>
+        </w:numPr>
+        <w:jc w:val="both"/>
         <w:rPr>
           <w:rFonts w:asciiTheme="minorHAnsi" w:hAnsiTheme="minorHAnsi" w:cstheme="minorHAnsi"/>
         </w:rPr>
@@ -290,40 +657,23 @@
           <w:b/>
           <w:bCs/>
         </w:rPr>
-        <w:t>IDEAM mantiene alerta roja</w:t>
-      </w:r>
-    </w:p>
-    <w:p>
-      <w:pPr>
-        <w:pStyle w:val="NormalWeb"/>
-        <w:rPr>
-          <w:rFonts w:asciiTheme="minorHAnsi" w:hAnsiTheme="minorHAnsi" w:cstheme="minorHAnsi"/>
-        </w:rPr>
-      </w:pPr>
-      <w:r>
-        <w:rPr>
-          <w:rFonts w:asciiTheme="minorHAnsi" w:hAnsiTheme="minorHAnsi" w:cstheme="minorHAnsi"/>
-        </w:rPr>
-        <w:t>Durante el Comité Nacional para el Manejo de Desastres, el IDEAM informó que gran parte del país permanece en alerta roja por altas temperaturas, especialmente en La Guajira, Cesar, Magdalena, Bolívar, Sucre, Norte de Santander, Santander, Casanare, Vichada y Guainía.</w:t>
-      </w:r>
-    </w:p>
-    <w:p>
-      <w:pPr>
-        <w:pStyle w:val="NormalWeb"/>
-        <w:rPr>
-          <w:rFonts w:asciiTheme="minorHAnsi" w:hAnsiTheme="minorHAnsi" w:cstheme="minorHAnsi"/>
-        </w:rPr>
-      </w:pPr>
-      <w:r>
-        <w:rPr>
-          <w:rFonts w:asciiTheme="minorHAnsi" w:hAnsiTheme="minorHAnsi" w:cstheme="minorHAnsi"/>
-        </w:rPr>
-        <w:t>La entidad también advirtió que estas condiciones aumentan el riesgo de incendios forestales y pueden generar golpes de calor y otras afectaciones para la salud de la población.</w:t>
-      </w:r>
-    </w:p>
-    <w:p>
-      <w:pPr>
-        <w:pStyle w:val="NormalWeb"/>
+        <w:t>RF05 - Registrar Helicóptero:</w:t>
+      </w:r>
+      <w:r>
+        <w:rPr>
+          <w:rFonts w:asciiTheme="minorHAnsi" w:hAnsiTheme="minorHAnsi" w:cstheme="minorHAnsi"/>
+        </w:rPr>
+        <w:t xml:space="preserve"> Permitir registrar aeronaves indicando su código y el nombre del piloto asignado.</w:t>
+      </w:r>
+    </w:p>
+    <w:p>
+      <w:pPr>
+        <w:pStyle w:val="NormalWeb"/>
+        <w:numPr>
+          <w:ilvl w:val="0"/>
+          <w:numId w:val="7"/>
+        </w:numPr>
+        <w:jc w:val="both"/>
         <w:rPr>
           <w:rFonts w:asciiTheme="minorHAnsi" w:hAnsiTheme="minorHAnsi" w:cstheme="minorHAnsi"/>
         </w:rPr>
@@ -334,40 +684,23 @@
           <w:b/>
           <w:bCs/>
         </w:rPr>
-        <w:t>La UNGRD insiste en financiar el Decreto de Desastre</w:t>
-      </w:r>
-    </w:p>
-    <w:p>
-      <w:pPr>
-        <w:pStyle w:val="NormalWeb"/>
-        <w:rPr>
-          <w:rFonts w:asciiTheme="minorHAnsi" w:hAnsiTheme="minorHAnsi" w:cstheme="minorHAnsi"/>
-        </w:rPr>
-      </w:pPr>
-      <w:r>
-        <w:rPr>
-          <w:rFonts w:asciiTheme="minorHAnsi" w:hAnsiTheme="minorHAnsi" w:cstheme="minorHAnsi"/>
-        </w:rPr>
-        <w:t>Con este panorama, la UNGRD reiteró el llamado al gobierno para garantizar la financiación del Decreto 802 de 2026, mediante el cual fue declarada la situación de desastre nacional para anticipar los efectos del fenómeno de El Niño.</w:t>
-      </w:r>
-    </w:p>
-    <w:p>
-      <w:pPr>
-        <w:pStyle w:val="NormalWeb"/>
-        <w:rPr>
-          <w:rFonts w:asciiTheme="minorHAnsi" w:hAnsiTheme="minorHAnsi" w:cstheme="minorHAnsi"/>
-        </w:rPr>
-      </w:pPr>
-      <w:r>
-        <w:rPr>
-          <w:rFonts w:asciiTheme="minorHAnsi" w:hAnsiTheme="minorHAnsi" w:cstheme="minorHAnsi"/>
-        </w:rPr>
-        <w:t>Según Javier Pava, los incendios registrados hasta ahora demuestran la necesidad de poner en marcha las acciones contempladas en esa declaratoria.</w:t>
-      </w:r>
-    </w:p>
-    <w:p>
-      <w:pPr>
-        <w:pStyle w:val="NormalWeb"/>
+        <w:t>RF06 - Listar Helicópteros:</w:t>
+      </w:r>
+      <w:r>
+        <w:rPr>
+          <w:rFonts w:asciiTheme="minorHAnsi" w:hAnsiTheme="minorHAnsi" w:cstheme="minorHAnsi"/>
+        </w:rPr>
+        <w:t xml:space="preserve"> Mostrar el listado de helicópteros registrados en el centro de operaciones.</w:t>
+      </w:r>
+    </w:p>
+    <w:p>
+      <w:pPr>
+        <w:pStyle w:val="NormalWeb"/>
+        <w:numPr>
+          <w:ilvl w:val="0"/>
+          <w:numId w:val="7"/>
+        </w:numPr>
+        <w:jc w:val="both"/>
         <w:rPr>
           <w:rFonts w:asciiTheme="minorHAnsi" w:hAnsiTheme="minorHAnsi" w:cstheme="minorHAnsi"/>
         </w:rPr>
@@ -378,21 +711,45 @@
           <w:b/>
           <w:bCs/>
         </w:rPr>
-        <w:t>¿Qué acciones está adelantando la UNGRD?</w:t>
-      </w:r>
-    </w:p>
-    <w:p>
-      <w:pPr>
-        <w:pStyle w:val="NormalWeb"/>
-        <w:rPr>
-          <w:rFonts w:asciiTheme="minorHAnsi" w:hAnsiTheme="minorHAnsi" w:cstheme="minorHAnsi"/>
-        </w:rPr>
-      </w:pPr>
-      <w:r>
-        <w:rPr>
-          <w:rFonts w:asciiTheme="minorHAnsi" w:hAnsiTheme="minorHAnsi" w:cstheme="minorHAnsi"/>
-        </w:rPr>
-        <w:t>La entidad informó que mantendrá activados todos los protocolos del Sistema Nacional de Gestión del Riesgo para responder a las emergencias. Entre las medidas anunciadas están:</w:t>
+        <w:t>RF07 - Iniciar Operación de Rescate:</w:t>
+      </w:r>
+      <w:r>
+        <w:rPr>
+          <w:rFonts w:asciiTheme="minorHAnsi" w:hAnsiTheme="minorHAnsi" w:cstheme="minorHAnsi"/>
+        </w:rPr>
+        <w:t xml:space="preserve"> Coordinar una operación asignando una fecha, un municipio registrado, una unidad terrestre y un helicóptero específico.</w:t>
+      </w:r>
+    </w:p>
+    <w:p>
+      <w:pPr>
+        <w:pStyle w:val="NormalWeb"/>
+        <w:jc w:val="both"/>
+        <w:rPr>
+          <w:rFonts w:asciiTheme="minorHAnsi" w:hAnsiTheme="minorHAnsi" w:cstheme="minorHAnsi"/>
+        </w:rPr>
+      </w:pPr>
+    </w:p>
+    <w:p>
+      <w:pPr>
+        <w:pStyle w:val="NormalWeb"/>
+        <w:jc w:val="both"/>
+        <w:rPr>
+          <w:rFonts w:asciiTheme="minorHAnsi" w:hAnsiTheme="minorHAnsi" w:cstheme="minorHAnsi"/>
+          <w:b/>
+        </w:rPr>
+      </w:pPr>
+      <w:r>
+        <w:rPr>
+          <w:rFonts w:asciiTheme="minorHAnsi" w:hAnsiTheme="minorHAnsi" w:cstheme="minorHAnsi"/>
+        </w:rPr>
+        <w:t xml:space="preserve">  </w:t>
+      </w:r>
+      <w:r>
+        <w:rPr>
+          <w:rFonts w:asciiTheme="minorHAnsi" w:hAnsiTheme="minorHAnsi" w:cstheme="minorHAnsi"/>
+          <w:b/>
+        </w:rPr>
+        <w:t>REQUERIMIENTOS NO FUNCIONALES</w:t>
       </w:r>
     </w:p>
     <w:p>
@@ -400,17 +757,26 @@
         <w:pStyle w:val="NormalWeb"/>
         <w:numPr>
           <w:ilvl w:val="0"/>
-          <w:numId w:val="2"/>
+          <w:numId w:val="8"/>
         </w:numPr>
-        <w:rPr>
-          <w:rFonts w:asciiTheme="minorHAnsi" w:hAnsiTheme="minorHAnsi" w:cstheme="minorHAnsi"/>
-        </w:rPr>
-      </w:pPr>
-      <w:r>
-        <w:rPr>
-          <w:rFonts w:asciiTheme="minorHAnsi" w:hAnsiTheme="minorHAnsi" w:cstheme="minorHAnsi"/>
-        </w:rPr>
-        <w:t>Mantener operaciones terrestres y apoyo aéreo para controlar incendios forestales.</w:t>
+        <w:jc w:val="both"/>
+        <w:rPr>
+          <w:rFonts w:asciiTheme="minorHAnsi" w:hAnsiTheme="minorHAnsi" w:cstheme="minorHAnsi"/>
+        </w:rPr>
+      </w:pPr>
+      <w:r>
+        <w:rPr>
+          <w:rFonts w:asciiTheme="minorHAnsi" w:hAnsiTheme="minorHAnsi" w:cstheme="minorHAnsi"/>
+          <w:b/>
+          <w:bCs/>
+        </w:rPr>
+        <w:t>RNF01 - Validación de Certificación para Zonas de Riesgo:</w:t>
+      </w:r>
+      <w:r>
+        <w:rPr>
+          <w:rFonts w:asciiTheme="minorHAnsi" w:hAnsiTheme="minorHAnsi" w:cstheme="minorHAnsi"/>
+        </w:rPr>
+        <w:t xml:space="preserve"> Una unidad terrestre sin certificación oficial tiene estrictamente prohibido participar o ser asignada a municipios clasificados con niveles de alerta medio o alto (solo pueden operar en nivel bajo).</w:t>
       </w:r>
     </w:p>
     <w:p>
@@ -418,17 +784,50 @@
         <w:pStyle w:val="NormalWeb"/>
         <w:numPr>
           <w:ilvl w:val="0"/>
-          <w:numId w:val="2"/>
+          <w:numId w:val="8"/>
         </w:numPr>
-        <w:rPr>
-          <w:rFonts w:asciiTheme="minorHAnsi" w:hAnsiTheme="minorHAnsi" w:cstheme="minorHAnsi"/>
-        </w:rPr>
-      </w:pPr>
-      <w:r>
-        <w:rPr>
-          <w:rFonts w:asciiTheme="minorHAnsi" w:hAnsiTheme="minorHAnsi" w:cstheme="minorHAnsi"/>
-        </w:rPr>
-        <w:t>Coordinar la respuesta con alcaldías y gobernaciones.</w:t>
+        <w:jc w:val="both"/>
+        <w:rPr>
+          <w:rFonts w:asciiTheme="minorHAnsi" w:hAnsiTheme="minorHAnsi" w:cstheme="minorHAnsi"/>
+        </w:rPr>
+      </w:pPr>
+      <w:r>
+        <w:rPr>
+          <w:rFonts w:asciiTheme="minorHAnsi" w:hAnsiTheme="minorHAnsi" w:cstheme="minorHAnsi"/>
+          <w:b/>
+          <w:bCs/>
+        </w:rPr>
+        <w:t>RNF02 - Exclusividad de Recursos Despachados:</w:t>
+      </w:r>
+      <w:r>
+        <w:rPr>
+          <w:rFonts w:asciiTheme="minorHAnsi" w:hAnsiTheme="minorHAnsi" w:cstheme="minorHAnsi"/>
+        </w:rPr>
+        <w:t xml:space="preserve"> Los equipos operativos (unidades terrestres y helicópteros) que ya se encuentren asignados o despachados en una operación activa no pueden ser reutilizados o enviados a otra zona hasta que finalice su asignación actual.</w:t>
+      </w:r>
+    </w:p>
+    <w:p>
+      <w:pPr>
+        <w:pStyle w:val="NormalWeb"/>
+        <w:jc w:val="both"/>
+        <w:rPr>
+          <w:rFonts w:asciiTheme="minorHAnsi" w:hAnsiTheme="minorHAnsi" w:cstheme="minorHAnsi"/>
+        </w:rPr>
+      </w:pPr>
+    </w:p>
+    <w:p>
+      <w:pPr>
+        <w:pStyle w:val="NormalWeb"/>
+        <w:jc w:val="both"/>
+        <w:rPr>
+          <w:rFonts w:asciiTheme="minorHAnsi" w:hAnsiTheme="minorHAnsi" w:cstheme="minorHAnsi"/>
+        </w:rPr>
+      </w:pPr>
+      <w:r>
+        <w:rPr>
+          <w:rFonts w:asciiTheme="minorHAnsi" w:hAnsiTheme="minorHAnsi" w:cstheme="minorHAnsi"/>
+        </w:rPr>
+        <w:t>ENLACES</w:t>
       </w:r>
     </w:p>
     <w:p>
@@ -436,828 +835,36 @@
         <w:pStyle w:val="NormalWeb"/>
         <w:numPr>
           <w:ilvl w:val="0"/>
-          <w:numId w:val="2"/>
+          <w:numId w:val="9"/>
         </w:numPr>
-        <w:rPr>
-          <w:rFonts w:asciiTheme="minorHAnsi" w:hAnsiTheme="minorHAnsi" w:cstheme="minorHAnsi"/>
-        </w:rPr>
-      </w:pPr>
-      <w:r>
-        <w:rPr>
-          <w:rFonts w:asciiTheme="minorHAnsi" w:hAnsiTheme="minorHAnsi" w:cstheme="minorHAnsi"/>
-        </w:rPr>
-        <w:t>Fortalecer las capacidades de los cuerpos oficiales y voluntarios de bomberos.</w:t>
-      </w:r>
-    </w:p>
-    <w:p>
-      <w:pPr>
-        <w:pStyle w:val="NormalWeb"/>
-        <w:numPr>
-          <w:ilvl w:val="0"/>
-          <w:numId w:val="2"/>
-        </w:numPr>
-        <w:rPr>
-          <w:rFonts w:asciiTheme="minorHAnsi" w:hAnsiTheme="minorHAnsi" w:cstheme="minorHAnsi"/>
-        </w:rPr>
-      </w:pPr>
-      <w:r>
-        <w:rPr>
-          <w:rFonts w:asciiTheme="minorHAnsi" w:hAnsiTheme="minorHAnsi" w:cstheme="minorHAnsi"/>
-        </w:rPr>
-        <w:t>Mantener activos los planes de contingencia en los municipios con mayor riesgo.</w:t>
-      </w:r>
-    </w:p>
-    <w:p>
-      <w:pPr>
-        <w:pStyle w:val="NormalWeb"/>
-        <w:numPr>
-          <w:ilvl w:val="0"/>
-          <w:numId w:val="2"/>
-        </w:numPr>
-        <w:rPr>
-          <w:rFonts w:asciiTheme="minorHAnsi" w:hAnsiTheme="minorHAnsi" w:cstheme="minorHAnsi"/>
-        </w:rPr>
-      </w:pPr>
-      <w:r>
-        <w:rPr>
-          <w:rFonts w:asciiTheme="minorHAnsi" w:hAnsiTheme="minorHAnsi" w:cstheme="minorHAnsi"/>
-        </w:rPr>
-        <w:t>Continuar el monitoreo permanente de las condiciones climáticas junto con el IDEAM.</w:t>
-      </w:r>
-    </w:p>
-    <w:p>
-      <w:pPr>
-        <w:pStyle w:val="NormalWeb"/>
-        <w:rPr>
-          <w:rFonts w:asciiTheme="minorHAnsi" w:hAnsiTheme="minorHAnsi" w:cstheme="minorHAnsi"/>
-        </w:rPr>
-      </w:pPr>
-      <w:r>
-        <w:rPr>
-          <w:rFonts w:asciiTheme="minorHAnsi" w:hAnsiTheme="minorHAnsi" w:cstheme="minorHAnsi"/>
-        </w:rPr>
-        <w:t xml:space="preserve">Link de la noticia: </w:t>
-      </w:r>
-      <w:hyperlink r:id="rId5" w:tgtFrame="_blank" w:history="1">
+        <w:jc w:val="both"/>
+        <w:rPr>
+          <w:rFonts w:asciiTheme="minorHAnsi" w:hAnsiTheme="minorHAnsi" w:cstheme="minorHAnsi"/>
+        </w:rPr>
+      </w:pPr>
+      <w:r>
+        <w:rPr>
+          <w:rFonts w:asciiTheme="minorHAnsi" w:hAnsiTheme="minorHAnsi" w:cstheme="minorHAnsi"/>
+          <w:b/>
+          <w:bCs/>
+        </w:rPr>
+        <w:t>Noticia Oficial:</w:t>
+      </w:r>
+      <w:r>
+        <w:rPr>
+          <w:rFonts w:asciiTheme="minorHAnsi" w:hAnsiTheme="minorHAnsi" w:cstheme="minorHAnsi"/>
+        </w:rPr>
+        <w:t xml:space="preserve"> </w:t>
+      </w:r>
+      <w:hyperlink r:id="rId7" w:tgtFrame="_blank" w:history="1">
         <w:r>
           <w:rPr>
             <w:rStyle w:val="Hipervnculo"/>
             <w:rFonts w:asciiTheme="minorHAnsi" w:hAnsiTheme="minorHAnsi" w:cstheme="minorHAnsi"/>
           </w:rPr>
-          <w:t>https://caracol.com.co/2026/08/06/colombia-registra-438-incendios-forestales-ungrd-alerta-primeros-efectos-del-fenomeno-de-el-nino/</w:t>
+          <w:t>Caracol Radio - Colombia registra 438 incendios forestales: UNGRD alerta primeros efectos del fenómeno de El Niño</w:t>
         </w:r>
       </w:hyperlink>
-    </w:p>
-    <w:p>
-      <w:pPr>
-        <w:pStyle w:val="NormalWeb"/>
-        <w:rPr>
-          <w:rFonts w:asciiTheme="minorHAnsi" w:hAnsiTheme="minorHAnsi" w:cstheme="minorHAnsi"/>
-          <w:b/>
-          <w:bCs/>
-        </w:rPr>
-      </w:pPr>
-    </w:p>
-    <w:p>
-      <w:pPr>
-        <w:pStyle w:val="NormalWeb"/>
-        <w:rPr>
-          <w:rFonts w:asciiTheme="minorHAnsi" w:hAnsiTheme="minorHAnsi" w:cstheme="minorHAnsi"/>
-          <w:b/>
-          <w:bCs/>
-        </w:rPr>
-      </w:pPr>
-    </w:p>
-    <w:p>
-      <w:pPr>
-        <w:pStyle w:val="NormalWeb"/>
-        <w:rPr>
-          <w:rFonts w:asciiTheme="minorHAnsi" w:hAnsiTheme="minorHAnsi" w:cstheme="minorHAnsi"/>
-          <w:b/>
-          <w:bCs/>
-        </w:rPr>
-      </w:pPr>
-      <w:r>
-        <w:rPr>
-          <w:rFonts w:asciiTheme="minorHAnsi" w:hAnsiTheme="minorHAnsi" w:cstheme="minorHAnsi"/>
-          <w:b/>
-          <w:bCs/>
-        </w:rPr>
-        <w:lastRenderedPageBreak/>
-        <w:t>Enunciado</w:t>
-      </w:r>
-    </w:p>
-    <w:p>
-      <w:pPr>
-        <w:numPr>
-          <w:ilvl w:val="0"/>
-          <w:numId w:val="3"/>
-        </w:numPr>
-        <w:spacing w:before="100" w:beforeAutospacing="1" w:after="100" w:afterAutospacing="1" w:line="240" w:lineRule="auto"/>
-        <w:rPr>
-          <w:rFonts w:eastAsia="Times New Roman" w:cstheme="minorHAnsi"/>
-          <w:sz w:val="24"/>
-          <w:szCs w:val="24"/>
-          <w:lang w:eastAsia="es-CO"/>
-        </w:rPr>
-      </w:pPr>
-      <w:r>
-        <w:rPr>
-          <w:rFonts w:eastAsia="Times New Roman" w:cstheme="minorHAnsi"/>
-          <w:b/>
-          <w:bCs/>
-          <w:sz w:val="24"/>
-          <w:szCs w:val="24"/>
-          <w:lang w:eastAsia="es-CO"/>
-        </w:rPr>
-        <w:t>Cliente:</w:t>
-      </w:r>
-      <w:r>
-        <w:rPr>
-          <w:rFonts w:eastAsia="Times New Roman" w:cstheme="minorHAnsi"/>
-          <w:sz w:val="24"/>
-          <w:szCs w:val="24"/>
-          <w:lang w:eastAsia="es-CO"/>
-        </w:rPr>
-        <w:t xml:space="preserve"> La Unidad Nacional para la Gestión del Riesgo de Desastres (UNGRD) </w:t>
-      </w:r>
-    </w:p>
-    <w:p>
-      <w:pPr>
-        <w:numPr>
-          <w:ilvl w:val="0"/>
-          <w:numId w:val="3"/>
-        </w:numPr>
-        <w:spacing w:before="100" w:beforeAutospacing="1" w:after="100" w:afterAutospacing="1" w:line="240" w:lineRule="auto"/>
-        <w:rPr>
-          <w:rFonts w:eastAsia="Times New Roman" w:cstheme="minorHAnsi"/>
-          <w:sz w:val="24"/>
-          <w:szCs w:val="24"/>
-          <w:lang w:eastAsia="es-CO"/>
-        </w:rPr>
-      </w:pPr>
-      <w:r>
-        <w:rPr>
-          <w:rFonts w:eastAsia="Times New Roman" w:cstheme="minorHAnsi"/>
-          <w:b/>
-          <w:bCs/>
-          <w:sz w:val="24"/>
-          <w:szCs w:val="24"/>
-          <w:lang w:eastAsia="es-CO"/>
-        </w:rPr>
-        <w:t>Usuario:</w:t>
-      </w:r>
-      <w:r>
-        <w:rPr>
-          <w:rFonts w:eastAsia="Times New Roman" w:cstheme="minorHAnsi"/>
-          <w:sz w:val="24"/>
-          <w:szCs w:val="24"/>
-          <w:lang w:eastAsia="es-CO"/>
-        </w:rPr>
-        <w:t xml:space="preserve"> Operadores, </w:t>
-      </w:r>
-      <w:proofErr w:type="spellStart"/>
-      <w:r>
-        <w:rPr>
-          <w:rFonts w:eastAsia="Times New Roman" w:cstheme="minorHAnsi"/>
-          <w:sz w:val="24"/>
-          <w:szCs w:val="24"/>
-          <w:lang w:eastAsia="es-CO"/>
-        </w:rPr>
-        <w:t>logistas</w:t>
-      </w:r>
-      <w:proofErr w:type="spellEnd"/>
-      <w:r>
-        <w:rPr>
-          <w:rFonts w:eastAsia="Times New Roman" w:cstheme="minorHAnsi"/>
-          <w:sz w:val="24"/>
-          <w:szCs w:val="24"/>
-          <w:lang w:eastAsia="es-CO"/>
-        </w:rPr>
-        <w:t xml:space="preserve"> o despachadores del centro de control encargados de registrar la información de las zonas de emergencia, el estado de los equipos operativos y de coordinar las misiones de rescate.</w:t>
-      </w:r>
-    </w:p>
-    <w:p>
-      <w:pPr>
-        <w:spacing w:before="100" w:beforeAutospacing="1" w:after="100" w:afterAutospacing="1" w:line="240" w:lineRule="auto"/>
-        <w:outlineLvl w:val="1"/>
-        <w:rPr>
-          <w:rFonts w:eastAsia="Times New Roman" w:cstheme="minorHAnsi"/>
-          <w:b/>
-          <w:bCs/>
-          <w:sz w:val="36"/>
-          <w:szCs w:val="36"/>
-          <w:lang w:eastAsia="es-CO"/>
-        </w:rPr>
-      </w:pPr>
-      <w:r>
-        <w:rPr>
-          <w:rFonts w:eastAsia="Times New Roman" w:cstheme="minorHAnsi"/>
-          <w:b/>
-          <w:bCs/>
-          <w:sz w:val="36"/>
-          <w:szCs w:val="36"/>
-          <w:lang w:eastAsia="es-CO"/>
-        </w:rPr>
-        <w:t>2. Mundo del Problema</w:t>
-      </w:r>
-    </w:p>
-    <w:p>
-      <w:pPr>
-        <w:spacing w:before="100" w:beforeAutospacing="1" w:after="100" w:afterAutospacing="1" w:line="240" w:lineRule="auto"/>
-        <w:rPr>
-          <w:rFonts w:eastAsia="Times New Roman" w:cstheme="minorHAnsi"/>
-          <w:sz w:val="24"/>
-          <w:szCs w:val="24"/>
-          <w:lang w:eastAsia="es-CO"/>
-        </w:rPr>
-      </w:pPr>
-      <w:r>
-        <w:rPr>
-          <w:rFonts w:eastAsia="Times New Roman" w:cstheme="minorHAnsi"/>
-          <w:sz w:val="24"/>
-          <w:szCs w:val="24"/>
-          <w:lang w:eastAsia="es-CO"/>
-        </w:rPr>
-        <w:t>La Unidad Nacional para la Gestión del Riesgo de Desastres (UNGRD) opera en un entorno crítico de respuesta ante emergencias nacionales, tales como incendios forestales descontrolados, inundaciones y deslizamientos de tierra en diferentes zonas del país. Para optimizar su labor, la entidad requiere un sistema automatizado capaz de llevar el control centralizado de todos los municipios y territorios afectados. Cada uno de estos territorios debe quedar registrado de manera permanente asociándose de forma estricta a un nivel de criticidad o riesgo preestablecido, el cual se clasifica únicamente en tres categorías fijas: bajo, medio o alto, evitando variaciones de escritura por parte de los operadores.</w:t>
-      </w:r>
-    </w:p>
-    <w:p>
-      <w:pPr>
-        <w:spacing w:before="100" w:beforeAutospacing="1" w:after="100" w:afterAutospacing="1" w:line="240" w:lineRule="auto"/>
-        <w:rPr>
-          <w:rFonts w:eastAsia="Times New Roman" w:cstheme="minorHAnsi"/>
-          <w:sz w:val="24"/>
-          <w:szCs w:val="24"/>
-          <w:lang w:eastAsia="es-CO"/>
-        </w:rPr>
-      </w:pPr>
-      <w:r>
-        <w:rPr>
-          <w:rFonts w:eastAsia="Times New Roman" w:cstheme="minorHAnsi"/>
-          <w:sz w:val="24"/>
-          <w:szCs w:val="24"/>
-          <w:lang w:eastAsia="es-CO"/>
-        </w:rPr>
-        <w:t xml:space="preserve">Dentro de este escenario operativo, la UNGRD moviliza recursos de respuesta que se dividen principalmente en dos categorías con normativas de seguridad muy específicas. Por un </w:t>
-      </w:r>
-      <w:proofErr w:type="gramStart"/>
-      <w:r>
-        <w:rPr>
-          <w:rFonts w:eastAsia="Times New Roman" w:cstheme="minorHAnsi"/>
-          <w:sz w:val="24"/>
-          <w:szCs w:val="24"/>
-          <w:lang w:eastAsia="es-CO"/>
-        </w:rPr>
-        <w:t>lado</w:t>
-      </w:r>
-      <w:proofErr w:type="gramEnd"/>
-      <w:r>
-        <w:rPr>
-          <w:rFonts w:eastAsia="Times New Roman" w:cstheme="minorHAnsi"/>
-          <w:sz w:val="24"/>
-          <w:szCs w:val="24"/>
-          <w:lang w:eastAsia="es-CO"/>
-        </w:rPr>
-        <w:t xml:space="preserve"> se encuentran las unidades terrestres, compuestas por personal y vehículos de intervención rápida. Cada unidad terrestre posee un identificador, un nombre de base y una condición de certificación obligatoria. La regla institucional de seguridad establece </w:t>
-      </w:r>
-      <w:proofErr w:type="gramStart"/>
-      <w:r>
-        <w:rPr>
-          <w:rFonts w:eastAsia="Times New Roman" w:cstheme="minorHAnsi"/>
-          <w:sz w:val="24"/>
-          <w:szCs w:val="24"/>
-          <w:lang w:eastAsia="es-CO"/>
-        </w:rPr>
-        <w:t>que</w:t>
-      </w:r>
-      <w:proofErr w:type="gramEnd"/>
-      <w:r>
-        <w:rPr>
-          <w:rFonts w:eastAsia="Times New Roman" w:cstheme="minorHAnsi"/>
-          <w:sz w:val="24"/>
-          <w:szCs w:val="24"/>
-          <w:lang w:eastAsia="es-CO"/>
-        </w:rPr>
-        <w:t xml:space="preserve"> si una unidad terrestre no posee dicho certificado, el sistema debe impedir estrictamente su despliegue en zonas de riesgo medio o alto, permitiendo su participación únicamente en territorios catalogados como bajo; en contraste, aquellas unidades que sí cuentan con el certificado están habilitadas para ingresar y operar sin restricciones en cualquier nivel de riesgo. Por otro lado, la flota cuenta con helicópteros dotados de matrícula, capacidad de almacenamiento de agua y autonomía de vuelo, orientados específicamente al apoyo aéreo y contraincendios.</w:t>
-      </w:r>
-    </w:p>
-    <w:p>
-      <w:pPr>
-        <w:spacing w:before="100" w:beforeAutospacing="1" w:after="100" w:afterAutospacing="1" w:line="240" w:lineRule="auto"/>
-        <w:rPr>
-          <w:rFonts w:eastAsia="Times New Roman" w:cstheme="minorHAnsi"/>
-          <w:sz w:val="24"/>
-          <w:szCs w:val="24"/>
-          <w:lang w:eastAsia="es-CO"/>
-        </w:rPr>
-      </w:pPr>
-      <w:r>
-        <w:rPr>
-          <w:rFonts w:eastAsia="Times New Roman" w:cstheme="minorHAnsi"/>
-          <w:sz w:val="24"/>
-          <w:szCs w:val="24"/>
-          <w:lang w:eastAsia="es-CO"/>
-        </w:rPr>
-        <w:t>Cada vez que se atiende una emergencia en un municipio, el sistema operativo debe registrar las estadísticas poblacionales y de impacto del evento, cuantificando detalladamente a los habitantes en tres estados concretos: los no afectados que lograron ponerse a salvo, los damnificados que sufrieron pérdidas materiales o lesiones leves y requieren asistencia humanitaria, y el registro de los muertos.</w:t>
-      </w:r>
-    </w:p>
-    <w:p>
-      <w:pPr>
-        <w:spacing w:before="100" w:beforeAutospacing="1" w:after="100" w:afterAutospacing="1" w:line="240" w:lineRule="auto"/>
-        <w:rPr>
-          <w:rFonts w:eastAsia="Times New Roman" w:cstheme="minorHAnsi"/>
-          <w:sz w:val="24"/>
-          <w:szCs w:val="24"/>
-          <w:lang w:eastAsia="es-CO"/>
-        </w:rPr>
-      </w:pPr>
-    </w:p>
-    <w:p>
-      <w:pPr>
-        <w:spacing w:before="100" w:beforeAutospacing="1" w:after="100" w:afterAutospacing="1" w:line="240" w:lineRule="auto"/>
-        <w:rPr>
-          <w:rFonts w:eastAsia="Times New Roman" w:cstheme="minorHAnsi"/>
-          <w:sz w:val="24"/>
-          <w:szCs w:val="24"/>
-          <w:lang w:eastAsia="es-CO"/>
-        </w:rPr>
-      </w:pPr>
-    </w:p>
-    <w:p>
-      <w:pPr>
-        <w:spacing w:before="100" w:beforeAutospacing="1" w:after="100" w:afterAutospacing="1" w:line="240" w:lineRule="auto"/>
-        <w:rPr>
-          <w:rFonts w:eastAsia="Times New Roman" w:cstheme="minorHAnsi"/>
-          <w:sz w:val="24"/>
-          <w:szCs w:val="24"/>
-          <w:lang w:eastAsia="es-CO"/>
-        </w:rPr>
-      </w:pPr>
-    </w:p>
-    <w:p>
-      <w:pPr>
-        <w:spacing w:before="100" w:beforeAutospacing="1" w:after="100" w:afterAutospacing="1" w:line="240" w:lineRule="auto"/>
-        <w:rPr>
-          <w:rFonts w:eastAsia="Times New Roman" w:cstheme="minorHAnsi"/>
-          <w:sz w:val="24"/>
-          <w:szCs w:val="24"/>
-          <w:lang w:eastAsia="es-CO"/>
-        </w:rPr>
-      </w:pPr>
-      <w:r>
-        <w:rPr>
-          <w:rFonts w:eastAsia="Times New Roman" w:cstheme="minorHAnsi"/>
-          <w:sz w:val="24"/>
-          <w:szCs w:val="24"/>
-          <w:lang w:eastAsia="es-CO"/>
-        </w:rPr>
-        <w:lastRenderedPageBreak/>
-        <w:t>Posteriormente, el núcleo del sistema debe permitir planificar y ejecutar operaciones de rescate asociadas a fechas específicas en el calendario. Estas misiones pueden programarse de manera múltiple, ya sea concentrando varias operaciones en un mismo municipio o distribuyéndolas simultáneamente en diferentes regiones del país. Para garantizar el cumplimiento de los protocolos de seguridad y evitar fallas logísticas, el sistema incorpora una regla de despacho indispensable: ningún equipo, vehículo o unidad operativa que ya se encuentre despachado en una misión activa puede volver a ser asignado a otra operación simultánea hasta que se libere su disponibilidad.</w:t>
-      </w:r>
-    </w:p>
-    <w:p>
-      <w:pPr>
-        <w:spacing w:before="100" w:beforeAutospacing="1" w:after="100" w:afterAutospacing="1" w:line="240" w:lineRule="auto"/>
-        <w:rPr>
-          <w:rFonts w:eastAsia="Times New Roman" w:cstheme="minorHAnsi"/>
-          <w:sz w:val="24"/>
-          <w:szCs w:val="24"/>
-          <w:lang w:eastAsia="es-CO"/>
-        </w:rPr>
-      </w:pPr>
-      <w:r>
-        <w:rPr>
-          <w:rFonts w:eastAsia="Times New Roman" w:cstheme="minorHAnsi"/>
-          <w:sz w:val="24"/>
-          <w:szCs w:val="24"/>
-          <w:lang w:eastAsia="es-CO"/>
-        </w:rPr>
-        <w:t>Para que los operadores del centro de mando interactúen con este ecosistema, la plataforma se apoya en formularios visuales donde se capturan los datos mediante campos de texto y botones centralizados por comandos de acción. Las clases del sistema deben procesar esta información recibiendo los datos por parámetros, validando las restricciones mediante colecciones dinámicas y retornando cadenas de texto que se reflejan de forma ordenada y vertical en áreas de texto general, asegurando un registro histórico limpio, transparente y completamente funcional para la toma de decisiones institucionales.</w:t>
-      </w:r>
-    </w:p>
-    <w:p>
-      <w:pPr>
-        <w:spacing w:before="100" w:beforeAutospacing="1" w:after="100" w:afterAutospacing="1" w:line="240" w:lineRule="auto"/>
-        <w:outlineLvl w:val="1"/>
-        <w:rPr>
-          <w:rFonts w:eastAsia="Times New Roman" w:cstheme="minorHAnsi"/>
-          <w:b/>
-          <w:bCs/>
-          <w:sz w:val="36"/>
-          <w:szCs w:val="36"/>
-          <w:lang w:eastAsia="es-CO"/>
-        </w:rPr>
-      </w:pPr>
-    </w:p>
-    <w:p>
-      <w:pPr>
-        <w:spacing w:before="100" w:beforeAutospacing="1" w:after="100" w:afterAutospacing="1" w:line="240" w:lineRule="auto"/>
-        <w:outlineLvl w:val="1"/>
-        <w:rPr>
-          <w:rFonts w:eastAsia="Times New Roman" w:cstheme="minorHAnsi"/>
-          <w:b/>
-          <w:bCs/>
-          <w:sz w:val="36"/>
-          <w:szCs w:val="36"/>
-          <w:lang w:eastAsia="es-CO"/>
-        </w:rPr>
-      </w:pPr>
-    </w:p>
-    <w:p>
-      <w:pPr>
-        <w:spacing w:before="100" w:beforeAutospacing="1" w:after="100" w:afterAutospacing="1" w:line="240" w:lineRule="auto"/>
-        <w:outlineLvl w:val="1"/>
-        <w:rPr>
-          <w:rFonts w:eastAsia="Times New Roman" w:cstheme="minorHAnsi"/>
-          <w:b/>
-          <w:bCs/>
-          <w:sz w:val="36"/>
-          <w:szCs w:val="36"/>
-          <w:lang w:eastAsia="es-CO"/>
-        </w:rPr>
-      </w:pPr>
-      <w:r>
-        <w:rPr>
-          <w:rFonts w:eastAsia="Times New Roman" w:cstheme="minorHAnsi"/>
-          <w:b/>
-          <w:bCs/>
-          <w:sz w:val="36"/>
-          <w:szCs w:val="36"/>
-          <w:lang w:eastAsia="es-CO"/>
-        </w:rPr>
-        <w:t>3. Requerimientos Funcionales</w:t>
-      </w:r>
-    </w:p>
-    <w:p>
-      <w:pPr>
-        <w:numPr>
-          <w:ilvl w:val="0"/>
-          <w:numId w:val="4"/>
-        </w:numPr>
-        <w:spacing w:before="100" w:beforeAutospacing="1" w:after="100" w:afterAutospacing="1" w:line="240" w:lineRule="auto"/>
-        <w:rPr>
-          <w:rFonts w:eastAsia="Times New Roman" w:cstheme="minorHAnsi"/>
-          <w:sz w:val="24"/>
-          <w:szCs w:val="24"/>
-          <w:lang w:eastAsia="es-CO"/>
-        </w:rPr>
-      </w:pPr>
-      <w:r>
-        <w:rPr>
-          <w:rFonts w:eastAsia="Times New Roman" w:cstheme="minorHAnsi"/>
-          <w:b/>
-          <w:bCs/>
-          <w:sz w:val="24"/>
-          <w:szCs w:val="24"/>
-          <w:lang w:eastAsia="es-CO"/>
-        </w:rPr>
-        <w:t>RF01 - Registrar Municipio Afectado:</w:t>
-      </w:r>
-      <w:r>
-        <w:rPr>
-          <w:rFonts w:eastAsia="Times New Roman" w:cstheme="minorHAnsi"/>
-          <w:sz w:val="24"/>
-          <w:szCs w:val="24"/>
-          <w:lang w:eastAsia="es-CO"/>
-        </w:rPr>
-        <w:t xml:space="preserve"> Permitir registrar los datos de un municipio afectado (nombre, población general, nivel de alerta y cantidad de incendios) mediante la interfaz gráfica.</w:t>
-      </w:r>
-    </w:p>
-    <w:p>
-      <w:pPr>
-        <w:numPr>
-          <w:ilvl w:val="0"/>
-          <w:numId w:val="4"/>
-        </w:numPr>
-        <w:spacing w:before="100" w:beforeAutospacing="1" w:after="100" w:afterAutospacing="1" w:line="240" w:lineRule="auto"/>
-        <w:rPr>
-          <w:rFonts w:eastAsia="Times New Roman" w:cstheme="minorHAnsi"/>
-          <w:sz w:val="24"/>
-          <w:szCs w:val="24"/>
-          <w:lang w:eastAsia="es-CO"/>
-        </w:rPr>
-      </w:pPr>
-      <w:r>
-        <w:rPr>
-          <w:rFonts w:eastAsia="Times New Roman" w:cstheme="minorHAnsi"/>
-          <w:b/>
-          <w:bCs/>
-          <w:sz w:val="24"/>
-          <w:szCs w:val="24"/>
-          <w:lang w:eastAsia="es-CO"/>
-        </w:rPr>
-        <w:t>RF02 - Listar Municipios Afectados:</w:t>
-      </w:r>
-      <w:r>
-        <w:rPr>
-          <w:rFonts w:eastAsia="Times New Roman" w:cstheme="minorHAnsi"/>
-          <w:sz w:val="24"/>
-          <w:szCs w:val="24"/>
-          <w:lang w:eastAsia="es-CO"/>
-        </w:rPr>
-        <w:t xml:space="preserve"> Mostrar en pantalla el listado detallado de todos los municipios registrados y sus estadísticas.</w:t>
-      </w:r>
-    </w:p>
-    <w:p>
-      <w:pPr>
-        <w:numPr>
-          <w:ilvl w:val="0"/>
-          <w:numId w:val="4"/>
-        </w:numPr>
-        <w:spacing w:before="100" w:beforeAutospacing="1" w:after="100" w:afterAutospacing="1" w:line="240" w:lineRule="auto"/>
-        <w:rPr>
-          <w:rFonts w:eastAsia="Times New Roman" w:cstheme="minorHAnsi"/>
-          <w:sz w:val="24"/>
-          <w:szCs w:val="24"/>
-          <w:lang w:eastAsia="es-CO"/>
-        </w:rPr>
-      </w:pPr>
-      <w:r>
-        <w:rPr>
-          <w:rFonts w:eastAsia="Times New Roman" w:cstheme="minorHAnsi"/>
-          <w:b/>
-          <w:bCs/>
-          <w:sz w:val="24"/>
-          <w:szCs w:val="24"/>
-          <w:lang w:eastAsia="es-CO"/>
-        </w:rPr>
-        <w:t>RF03 - Registrar Unidad Terrestre:</w:t>
-      </w:r>
-      <w:r>
-        <w:rPr>
-          <w:rFonts w:eastAsia="Times New Roman" w:cstheme="minorHAnsi"/>
-          <w:sz w:val="24"/>
-          <w:szCs w:val="24"/>
-          <w:lang w:eastAsia="es-CO"/>
-        </w:rPr>
-        <w:t xml:space="preserve"> Permitir registrar equipos terrestres especificando su código, cantidad de integrantes y si cuentan con certificación oficial.</w:t>
-      </w:r>
-    </w:p>
-    <w:p>
-      <w:pPr>
-        <w:numPr>
-          <w:ilvl w:val="0"/>
-          <w:numId w:val="4"/>
-        </w:numPr>
-        <w:spacing w:before="100" w:beforeAutospacing="1" w:after="100" w:afterAutospacing="1" w:line="240" w:lineRule="auto"/>
-        <w:rPr>
-          <w:rFonts w:eastAsia="Times New Roman" w:cstheme="minorHAnsi"/>
-          <w:sz w:val="24"/>
-          <w:szCs w:val="24"/>
-          <w:lang w:eastAsia="es-CO"/>
-        </w:rPr>
-      </w:pPr>
-      <w:r>
-        <w:rPr>
-          <w:rFonts w:eastAsia="Times New Roman" w:cstheme="minorHAnsi"/>
-          <w:b/>
-          <w:bCs/>
-          <w:sz w:val="24"/>
-          <w:szCs w:val="24"/>
-          <w:lang w:eastAsia="es-CO"/>
-        </w:rPr>
-        <w:t>RF04 - Listar Unidades Terrestres:</w:t>
-      </w:r>
-      <w:r>
-        <w:rPr>
-          <w:rFonts w:eastAsia="Times New Roman" w:cstheme="minorHAnsi"/>
-          <w:sz w:val="24"/>
-          <w:szCs w:val="24"/>
-          <w:lang w:eastAsia="es-CO"/>
-        </w:rPr>
-        <w:t xml:space="preserve"> Permitir visualizar todas las unidades terrestres disponibles con sus respectivas restricciones operativas.</w:t>
-      </w:r>
-    </w:p>
-    <w:p>
-      <w:pPr>
-        <w:numPr>
-          <w:ilvl w:val="0"/>
-          <w:numId w:val="4"/>
-        </w:numPr>
-        <w:spacing w:before="100" w:beforeAutospacing="1" w:after="100" w:afterAutospacing="1" w:line="240" w:lineRule="auto"/>
-        <w:rPr>
-          <w:rFonts w:eastAsia="Times New Roman" w:cstheme="minorHAnsi"/>
-          <w:sz w:val="24"/>
-          <w:szCs w:val="24"/>
-          <w:lang w:eastAsia="es-CO"/>
-        </w:rPr>
-      </w:pPr>
-      <w:r>
-        <w:rPr>
-          <w:rFonts w:eastAsia="Times New Roman" w:cstheme="minorHAnsi"/>
-          <w:b/>
-          <w:bCs/>
-          <w:sz w:val="24"/>
-          <w:szCs w:val="24"/>
-          <w:lang w:eastAsia="es-CO"/>
-        </w:rPr>
-        <w:t>RF05 - Registrar Helicóptero:</w:t>
-      </w:r>
-      <w:r>
-        <w:rPr>
-          <w:rFonts w:eastAsia="Times New Roman" w:cstheme="minorHAnsi"/>
-          <w:sz w:val="24"/>
-          <w:szCs w:val="24"/>
-          <w:lang w:eastAsia="es-CO"/>
-        </w:rPr>
-        <w:t xml:space="preserve"> Permitir registrar aeronaves indicando su código y el nombre del piloto asignado.</w:t>
-      </w:r>
-    </w:p>
-    <w:p>
-      <w:pPr>
-        <w:numPr>
-          <w:ilvl w:val="0"/>
-          <w:numId w:val="4"/>
-        </w:numPr>
-        <w:spacing w:before="100" w:beforeAutospacing="1" w:after="100" w:afterAutospacing="1" w:line="240" w:lineRule="auto"/>
-        <w:rPr>
-          <w:rFonts w:eastAsia="Times New Roman" w:cstheme="minorHAnsi"/>
-          <w:sz w:val="24"/>
-          <w:szCs w:val="24"/>
-          <w:lang w:eastAsia="es-CO"/>
-        </w:rPr>
-      </w:pPr>
-      <w:r>
-        <w:rPr>
-          <w:rFonts w:eastAsia="Times New Roman" w:cstheme="minorHAnsi"/>
-          <w:b/>
-          <w:bCs/>
-          <w:sz w:val="24"/>
-          <w:szCs w:val="24"/>
-          <w:lang w:eastAsia="es-CO"/>
-        </w:rPr>
-        <w:t>RF06 - Listar Helicópteros:</w:t>
-      </w:r>
-      <w:r>
-        <w:rPr>
-          <w:rFonts w:eastAsia="Times New Roman" w:cstheme="minorHAnsi"/>
-          <w:sz w:val="24"/>
-          <w:szCs w:val="24"/>
-          <w:lang w:eastAsia="es-CO"/>
-        </w:rPr>
-        <w:t xml:space="preserve"> Mostrar el listado de helicópteros registrados en el centro de operaciones.</w:t>
-      </w:r>
-    </w:p>
-    <w:p>
-      <w:pPr>
-        <w:numPr>
-          <w:ilvl w:val="0"/>
-          <w:numId w:val="4"/>
-        </w:numPr>
-        <w:spacing w:before="100" w:beforeAutospacing="1" w:after="100" w:afterAutospacing="1" w:line="240" w:lineRule="auto"/>
-        <w:rPr>
-          <w:rFonts w:eastAsia="Times New Roman" w:cstheme="minorHAnsi"/>
-          <w:sz w:val="24"/>
-          <w:szCs w:val="24"/>
-          <w:lang w:eastAsia="es-CO"/>
-        </w:rPr>
-      </w:pPr>
-      <w:r>
-        <w:rPr>
-          <w:rFonts w:eastAsia="Times New Roman" w:cstheme="minorHAnsi"/>
-          <w:b/>
-          <w:bCs/>
-          <w:sz w:val="24"/>
-          <w:szCs w:val="24"/>
-          <w:lang w:eastAsia="es-CO"/>
-        </w:rPr>
-        <w:t>RF07 - Iniciar Operación de Rescate:</w:t>
-      </w:r>
-      <w:r>
-        <w:rPr>
-          <w:rFonts w:eastAsia="Times New Roman" w:cstheme="minorHAnsi"/>
-          <w:sz w:val="24"/>
-          <w:szCs w:val="24"/>
-          <w:lang w:eastAsia="es-CO"/>
-        </w:rPr>
-        <w:t xml:space="preserve"> Coordinar una operación asignando una fecha, un municipio registrado, una unidad terrestre y un helicóptero específico.</w:t>
-      </w:r>
-    </w:p>
-    <w:p>
-      <w:pPr>
-        <w:spacing w:before="100" w:beforeAutospacing="1" w:after="100" w:afterAutospacing="1" w:line="240" w:lineRule="auto"/>
-        <w:outlineLvl w:val="1"/>
-        <w:rPr>
-          <w:rFonts w:eastAsia="Times New Roman" w:cstheme="minorHAnsi"/>
-          <w:b/>
-          <w:bCs/>
-          <w:sz w:val="36"/>
-          <w:szCs w:val="36"/>
-          <w:lang w:eastAsia="es-CO"/>
-        </w:rPr>
-      </w:pPr>
-    </w:p>
-    <w:p>
-      <w:pPr>
-        <w:spacing w:before="100" w:beforeAutospacing="1" w:after="100" w:afterAutospacing="1" w:line="240" w:lineRule="auto"/>
-        <w:outlineLvl w:val="1"/>
-        <w:rPr>
-          <w:rFonts w:eastAsia="Times New Roman" w:cstheme="minorHAnsi"/>
-          <w:b/>
-          <w:bCs/>
-          <w:sz w:val="36"/>
-          <w:szCs w:val="36"/>
-          <w:lang w:eastAsia="es-CO"/>
-        </w:rPr>
-      </w:pPr>
-    </w:p>
-    <w:p>
-      <w:pPr>
-        <w:spacing w:before="100" w:beforeAutospacing="1" w:after="100" w:afterAutospacing="1" w:line="240" w:lineRule="auto"/>
-        <w:outlineLvl w:val="1"/>
-        <w:rPr>
-          <w:rFonts w:eastAsia="Times New Roman" w:cstheme="minorHAnsi"/>
-          <w:b/>
-          <w:bCs/>
-          <w:sz w:val="36"/>
-          <w:szCs w:val="36"/>
-          <w:lang w:eastAsia="es-CO"/>
-        </w:rPr>
-      </w:pPr>
-      <w:bookmarkStart w:id="0" w:name="_GoBack"/>
-      <w:bookmarkEnd w:id="0"/>
-      <w:r>
-        <w:rPr>
-          <w:rFonts w:eastAsia="Times New Roman" w:cstheme="minorHAnsi"/>
-          <w:b/>
-          <w:bCs/>
-          <w:sz w:val="36"/>
-          <w:szCs w:val="36"/>
-          <w:lang w:eastAsia="es-CO"/>
-        </w:rPr>
-        <w:t xml:space="preserve">4. Requerimientos No Funcionales </w:t>
-      </w:r>
-    </w:p>
-    <w:p>
-      <w:pPr>
-        <w:numPr>
-          <w:ilvl w:val="0"/>
-          <w:numId w:val="5"/>
-        </w:numPr>
-        <w:spacing w:before="100" w:beforeAutospacing="1" w:after="100" w:afterAutospacing="1" w:line="240" w:lineRule="auto"/>
-        <w:rPr>
-          <w:rFonts w:eastAsia="Times New Roman" w:cstheme="minorHAnsi"/>
-          <w:sz w:val="24"/>
-          <w:szCs w:val="24"/>
-          <w:lang w:eastAsia="es-CO"/>
-        </w:rPr>
-      </w:pPr>
-      <w:r>
-        <w:rPr>
-          <w:rFonts w:eastAsia="Times New Roman" w:cstheme="minorHAnsi"/>
-          <w:b/>
-          <w:bCs/>
-          <w:sz w:val="24"/>
-          <w:szCs w:val="24"/>
-          <w:lang w:eastAsia="es-CO"/>
-        </w:rPr>
-        <w:t>RNF01 - Validación de Certificación para Zonas de Riesgo:</w:t>
-      </w:r>
-      <w:r>
-        <w:rPr>
-          <w:rFonts w:eastAsia="Times New Roman" w:cstheme="minorHAnsi"/>
-          <w:sz w:val="24"/>
-          <w:szCs w:val="24"/>
-          <w:lang w:eastAsia="es-CO"/>
-        </w:rPr>
-        <w:t xml:space="preserve"> Una unidad terrestre sin certificación oficial tiene estrictamente prohibido participar o ser asignada a municipios clasificados con niveles de alerta medio o alto (solo pueden operar en nivel bajo).</w:t>
-      </w:r>
-    </w:p>
-    <w:p>
-      <w:pPr>
-        <w:numPr>
-          <w:ilvl w:val="0"/>
-          <w:numId w:val="5"/>
-        </w:numPr>
-        <w:spacing w:before="100" w:beforeAutospacing="1" w:after="100" w:afterAutospacing="1" w:line="240" w:lineRule="auto"/>
-        <w:rPr>
-          <w:rFonts w:eastAsia="Times New Roman" w:cstheme="minorHAnsi"/>
-          <w:sz w:val="24"/>
-          <w:szCs w:val="24"/>
-          <w:lang w:eastAsia="es-CO"/>
-        </w:rPr>
-      </w:pPr>
-      <w:r>
-        <w:rPr>
-          <w:rFonts w:eastAsia="Times New Roman" w:cstheme="minorHAnsi"/>
-          <w:b/>
-          <w:bCs/>
-          <w:sz w:val="24"/>
-          <w:szCs w:val="24"/>
-          <w:lang w:eastAsia="es-CO"/>
-        </w:rPr>
-        <w:t>RNF02 - Exclusividad de Recursos Despachados:</w:t>
-      </w:r>
-      <w:r>
-        <w:rPr>
-          <w:rFonts w:eastAsia="Times New Roman" w:cstheme="minorHAnsi"/>
-          <w:sz w:val="24"/>
-          <w:szCs w:val="24"/>
-          <w:lang w:eastAsia="es-CO"/>
-        </w:rPr>
-        <w:t xml:space="preserve"> Los equipos operativos (unidades terrestres y helicópteros) que ya se encuentren asignados o despachados en una operación activa no pueden ser reutilizados o enviados a otra zona hasta que finalice su asignación actual.</w:t>
-      </w:r>
     </w:p>
     <w:p/>
     <w:sectPr>
@@ -1270,6 +877,56 @@
 </w:document>
 </file>
 
+<file path=word/endnotes.xml><?xml version="1.0" encoding="utf-8"?>
+<w:endnotes xmlns:wpc="http://schemas.microsoft.com/office/word/2010/wordprocessingCanvas" xmlns:cx="http://schemas.microsoft.com/office/drawing/2014/chartex" xmlns:cx1="http://schemas.microsoft.com/office/drawing/2015/9/8/chartex" xmlns:mc="http://schemas.openxmlformats.org/markup-compatibility/2006" xmlns:o="urn:schemas-microsoft-com:office:office" xmlns:r="http://schemas.openxmlformats.org/officeDocument/2006/relationships" xmlns:m="http://schemas.openxmlformats.org/officeDocument/2006/math" xmlns:v="urn:schemas-microsoft-com:vml" xmlns:wp14="http://schemas.microsoft.com/office/word/2010/wordprocessingDrawing" xmlns:wp="http://schemas.openxmlformats.org/drawingml/2006/wordprocessingDrawing" xmlns:w10="urn:schemas-microsoft-com:office:word" xmlns:w="http://schemas.openxmlformats.org/wordprocessingml/2006/main" xmlns:w14="http://schemas.microsoft.com/office/word/2010/wordml" xmlns:w15="http://schemas.microsoft.com/office/word/2012/wordml" xmlns:w16se="http://schemas.microsoft.com/office/word/2015/wordml/symex" xmlns:wpg="http://schemas.microsoft.com/office/word/2010/wordprocessingGroup" xmlns:wpi="http://schemas.microsoft.com/office/word/2010/wordprocessingInk" xmlns:wne="http://schemas.microsoft.com/office/word/2006/wordml" xmlns:wps="http://schemas.microsoft.com/office/word/2010/wordprocessingShape" mc:Ignorable="w14 w15 w16se wp14">
+  <w:endnote w:type="separator" w:id="-1">
+    <w:p>
+      <w:pPr>
+        <w:spacing w:after="0" w:line="240" w:lineRule="auto"/>
+      </w:pPr>
+      <w:r>
+        <w:separator/>
+      </w:r>
+    </w:p>
+  </w:endnote>
+  <w:endnote w:type="continuationSeparator" w:id="0">
+    <w:p>
+      <w:pPr>
+        <w:spacing w:after="0" w:line="240" w:lineRule="auto"/>
+      </w:pPr>
+      <w:r>
+        <w:continuationSeparator/>
+      </w:r>
+    </w:p>
+  </w:endnote>
+</w:endnotes>
+</file>
+
+<file path=word/footnotes.xml><?xml version="1.0" encoding="utf-8"?>
+<w:footnotes xmlns:wpc="http://schemas.microsoft.com/office/word/2010/wordprocessingCanvas" xmlns:cx="http://schemas.microsoft.com/office/drawing/2014/chartex" xmlns:cx1="http://schemas.microsoft.com/office/drawing/2015/9/8/chartex" xmlns:mc="http://schemas.openxmlformats.org/markup-compatibility/2006" xmlns:o="urn:schemas-microsoft-com:office:office" xmlns:r="http://schemas.openxmlformats.org/officeDocument/2006/relationships" xmlns:m="http://schemas.openxmlformats.org/officeDocument/2006/math" xmlns:v="urn:schemas-microsoft-com:vml" xmlns:wp14="http://schemas.microsoft.com/office/word/2010/wordprocessingDrawing" xmlns:wp="http://schemas.openxmlformats.org/drawingml/2006/wordprocessingDrawing" xmlns:w10="urn:schemas-microsoft-com:office:word" xmlns:w="http://schemas.openxmlformats.org/wordprocessingml/2006/main" xmlns:w14="http://schemas.microsoft.com/office/word/2010/wordml" xmlns:w15="http://schemas.microsoft.com/office/word/2012/wordml" xmlns:w16se="http://schemas.microsoft.com/office/word/2015/wordml/symex" xmlns:wpg="http://schemas.microsoft.com/office/word/2010/wordprocessingGroup" xmlns:wpi="http://schemas.microsoft.com/office/word/2010/wordprocessingInk" xmlns:wne="http://schemas.microsoft.com/office/word/2006/wordml" xmlns:wps="http://schemas.microsoft.com/office/word/2010/wordprocessingShape" mc:Ignorable="w14 w15 w16se wp14">
+  <w:footnote w:type="separator" w:id="-1">
+    <w:p>
+      <w:pPr>
+        <w:spacing w:after="0" w:line="240" w:lineRule="auto"/>
+      </w:pPr>
+      <w:r>
+        <w:separator/>
+      </w:r>
+    </w:p>
+  </w:footnote>
+  <w:footnote w:type="continuationSeparator" w:id="0">
+    <w:p>
+      <w:pPr>
+        <w:spacing w:after="0" w:line="240" w:lineRule="auto"/>
+      </w:pPr>
+      <w:r>
+        <w:continuationSeparator/>
+      </w:r>
+    </w:p>
+  </w:footnote>
+</w:footnotes>
+</file>
+
 <file path=word/numbering.xml><?xml version="1.0" encoding="utf-8"?>
 <w:numbering xmlns:wpc="http://schemas.microsoft.com/office/word/2010/wordprocessingCanvas" xmlns:cx="http://schemas.microsoft.com/office/drawing/2014/chartex" xmlns:cx1="http://schemas.microsoft.com/office/drawing/2015/9/8/chartex" xmlns:mc="http://schemas.openxmlformats.org/markup-compatibility/2006" xmlns:o="urn:schemas-microsoft-com:office:office" xmlns:r="http://schemas.openxmlformats.org/officeDocument/2006/relationships" xmlns:m="http://schemas.openxmlformats.org/officeDocument/2006/math" xmlns:v="urn:schemas-microsoft-com:vml" xmlns:wp14="http://schemas.microsoft.com/office/word/2010/wordprocessingDrawing" xmlns:wp="http://schemas.openxmlformats.org/drawingml/2006/wordprocessingDrawing" xmlns:w10="urn:schemas-microsoft-com:office:word" xmlns:w="http://schemas.openxmlformats.org/wordprocessingml/2006/main" xmlns:w14="http://schemas.microsoft.com/office/word/2010/wordml" xmlns:w15="http://schemas.microsoft.com/office/word/2012/wordml" xmlns:w16se="http://schemas.microsoft.com/office/word/2015/wordml/symex" xmlns:wpg="http://schemas.microsoft.com/office/word/2010/wordprocessingGroup" xmlns:wpi="http://schemas.microsoft.com/office/word/2010/wordprocessingInk" xmlns:wne="http://schemas.microsoft.com/office/word/2006/wordml" xmlns:wps="http://schemas.microsoft.com/office/word/2010/wordprocessingShape" mc:Ignorable="w14 w15 w16se wp14">
   <w:abstractNum w:abstractNumId="0" w15:restartNumberingAfterBreak="0">
@@ -1422,6 +1079,155 @@
     </w:lvl>
   </w:abstractNum>
   <w:abstractNum w:abstractNumId="1" w15:restartNumberingAfterBreak="0">
+    <w:nsid w:val="1D754CB4"/>
+    <w:multiLevelType w:val="multilevel"/>
+    <w:tmpl w:val="CDBE72BA"/>
+    <w:lvl w:ilvl="0">
+      <w:start w:val="1"/>
+      <w:numFmt w:val="bullet"/>
+      <w:lvlText w:val=""/>
+      <w:lvlJc w:val="left"/>
+      <w:pPr>
+        <w:tabs>
+          <w:tab w:val="num" w:pos="720"/>
+        </w:tabs>
+        <w:ind w:left="720" w:hanging="360"/>
+      </w:pPr>
+      <w:rPr>
+        <w:rFonts w:ascii="Symbol" w:hAnsi="Symbol" w:hint="default"/>
+        <w:sz w:val="20"/>
+      </w:rPr>
+    </w:lvl>
+    <w:lvl w:ilvl="1" w:tentative="1">
+      <w:start w:val="1"/>
+      <w:numFmt w:val="bullet"/>
+      <w:lvlText w:val="o"/>
+      <w:lvlJc w:val="left"/>
+      <w:pPr>
+        <w:tabs>
+          <w:tab w:val="num" w:pos="1440"/>
+        </w:tabs>
+        <w:ind w:left="1440" w:hanging="360"/>
+      </w:pPr>
+      <w:rPr>
+        <w:rFonts w:ascii="Courier New" w:hAnsi="Courier New" w:hint="default"/>
+        <w:sz w:val="20"/>
+      </w:rPr>
+    </w:lvl>
+    <w:lvl w:ilvl="2" w:tentative="1">
+      <w:start w:val="1"/>
+      <w:numFmt w:val="bullet"/>
+      <w:lvlText w:val=""/>
+      <w:lvlJc w:val="left"/>
+      <w:pPr>
+        <w:tabs>
+          <w:tab w:val="num" w:pos="2160"/>
+        </w:tabs>
+        <w:ind w:left="2160" w:hanging="360"/>
+      </w:pPr>
+      <w:rPr>
+        <w:rFonts w:ascii="Wingdings" w:hAnsi="Wingdings" w:hint="default"/>
+        <w:sz w:val="20"/>
+      </w:rPr>
+    </w:lvl>
+    <w:lvl w:ilvl="3" w:tentative="1">
+      <w:start w:val="1"/>
+      <w:numFmt w:val="bullet"/>
+      <w:lvlText w:val=""/>
+      <w:lvlJc w:val="left"/>
+      <w:pPr>
+        <w:tabs>
+          <w:tab w:val="num" w:pos="2880"/>
+        </w:tabs>
+        <w:ind w:left="2880" w:hanging="360"/>
+      </w:pPr>
+      <w:rPr>
+        <w:rFonts w:ascii="Wingdings" w:hAnsi="Wingdings" w:hint="default"/>
+        <w:sz w:val="20"/>
+      </w:rPr>
+    </w:lvl>
+    <w:lvl w:ilvl="4" w:tentative="1">
+      <w:start w:val="1"/>
+      <w:numFmt w:val="bullet"/>
+      <w:lvlText w:val=""/>
+      <w:lvlJc w:val="left"/>
+      <w:pPr>
+        <w:tabs>
+          <w:tab w:val="num" w:pos="3600"/>
+        </w:tabs>
+        <w:ind w:left="3600" w:hanging="360"/>
+      </w:pPr>
+      <w:rPr>
+        <w:rFonts w:ascii="Wingdings" w:hAnsi="Wingdings" w:hint="default"/>
+        <w:sz w:val="20"/>
+      </w:rPr>
+    </w:lvl>
+    <w:lvl w:ilvl="5" w:tentative="1">
+      <w:start w:val="1"/>
+      <w:numFmt w:val="bullet"/>
+      <w:lvlText w:val=""/>
+      <w:lvlJc w:val="left"/>
+      <w:pPr>
+        <w:tabs>
+          <w:tab w:val="num" w:pos="4320"/>
+        </w:tabs>
+        <w:ind w:left="4320" w:hanging="360"/>
+      </w:pPr>
+      <w:rPr>
+        <w:rFonts w:ascii="Wingdings" w:hAnsi="Wingdings" w:hint="default"/>
+        <w:sz w:val="20"/>
+      </w:rPr>
+    </w:lvl>
+    <w:lvl w:ilvl="6" w:tentative="1">
+      <w:start w:val="1"/>
+      <w:numFmt w:val="bullet"/>
+      <w:lvlText w:val=""/>
+      <w:lvlJc w:val="left"/>
+      <w:pPr>
+        <w:tabs>
+          <w:tab w:val="num" w:pos="5040"/>
+        </w:tabs>
+        <w:ind w:left="5040" w:hanging="360"/>
+      </w:pPr>
+      <w:rPr>
+        <w:rFonts w:ascii="Wingdings" w:hAnsi="Wingdings" w:hint="default"/>
+        <w:sz w:val="20"/>
+      </w:rPr>
+    </w:lvl>
+    <w:lvl w:ilvl="7" w:tentative="1">
+      <w:start w:val="1"/>
+      <w:numFmt w:val="bullet"/>
+      <w:lvlText w:val=""/>
+      <w:lvlJc w:val="left"/>
+      <w:pPr>
+        <w:tabs>
+          <w:tab w:val="num" w:pos="5760"/>
+        </w:tabs>
+        <w:ind w:left="5760" w:hanging="360"/>
+      </w:pPr>
+      <w:rPr>
+        <w:rFonts w:ascii="Wingdings" w:hAnsi="Wingdings" w:hint="default"/>
+        <w:sz w:val="20"/>
+      </w:rPr>
+    </w:lvl>
+    <w:lvl w:ilvl="8" w:tentative="1">
+      <w:start w:val="1"/>
+      <w:numFmt w:val="bullet"/>
+      <w:lvlText w:val=""/>
+      <w:lvlJc w:val="left"/>
+      <w:pPr>
+        <w:tabs>
+          <w:tab w:val="num" w:pos="6480"/>
+        </w:tabs>
+        <w:ind w:left="6480" w:hanging="360"/>
+      </w:pPr>
+      <w:rPr>
+        <w:rFonts w:ascii="Wingdings" w:hAnsi="Wingdings" w:hint="default"/>
+        <w:sz w:val="20"/>
+      </w:rPr>
+    </w:lvl>
+  </w:abstractNum>
+  <w:abstractNum w:abstractNumId="2" w15:restartNumberingAfterBreak="0">
     <w:nsid w:val="213E77D3"/>
     <w:multiLevelType w:val="multilevel"/>
     <w:tmpl w:val="474A44F8"/>
@@ -1570,7 +1376,156 @@
       </w:rPr>
     </w:lvl>
   </w:abstractNum>
-  <w:abstractNum w:abstractNumId="2" w15:restartNumberingAfterBreak="0">
+  <w:abstractNum w:abstractNumId="3" w15:restartNumberingAfterBreak="0">
+    <w:nsid w:val="23FC43CD"/>
+    <w:multiLevelType w:val="multilevel"/>
+    <w:tmpl w:val="B4CA36AA"/>
+    <w:lvl w:ilvl="0">
+      <w:start w:val="1"/>
+      <w:numFmt w:val="bullet"/>
+      <w:lvlText w:val=""/>
+      <w:lvlJc w:val="left"/>
+      <w:pPr>
+        <w:tabs>
+          <w:tab w:val="num" w:pos="720"/>
+        </w:tabs>
+        <w:ind w:left="720" w:hanging="360"/>
+      </w:pPr>
+      <w:rPr>
+        <w:rFonts w:ascii="Symbol" w:hAnsi="Symbol" w:hint="default"/>
+        <w:sz w:val="20"/>
+      </w:rPr>
+    </w:lvl>
+    <w:lvl w:ilvl="1" w:tentative="1">
+      <w:start w:val="1"/>
+      <w:numFmt w:val="bullet"/>
+      <w:lvlText w:val="o"/>
+      <w:lvlJc w:val="left"/>
+      <w:pPr>
+        <w:tabs>
+          <w:tab w:val="num" w:pos="1440"/>
+        </w:tabs>
+        <w:ind w:left="1440" w:hanging="360"/>
+      </w:pPr>
+      <w:rPr>
+        <w:rFonts w:ascii="Courier New" w:hAnsi="Courier New" w:hint="default"/>
+        <w:sz w:val="20"/>
+      </w:rPr>
+    </w:lvl>
+    <w:lvl w:ilvl="2" w:tentative="1">
+      <w:start w:val="1"/>
+      <w:numFmt w:val="bullet"/>
+      <w:lvlText w:val=""/>
+      <w:lvlJc w:val="left"/>
+      <w:pPr>
+        <w:tabs>
+          <w:tab w:val="num" w:pos="2160"/>
+        </w:tabs>
+        <w:ind w:left="2160" w:hanging="360"/>
+      </w:pPr>
+      <w:rPr>
+        <w:rFonts w:ascii="Wingdings" w:hAnsi="Wingdings" w:hint="default"/>
+        <w:sz w:val="20"/>
+      </w:rPr>
+    </w:lvl>
+    <w:lvl w:ilvl="3" w:tentative="1">
+      <w:start w:val="1"/>
+      <w:numFmt w:val="bullet"/>
+      <w:lvlText w:val=""/>
+      <w:lvlJc w:val="left"/>
+      <w:pPr>
+        <w:tabs>
+          <w:tab w:val="num" w:pos="2880"/>
+        </w:tabs>
+        <w:ind w:left="2880" w:hanging="360"/>
+      </w:pPr>
+      <w:rPr>
+        <w:rFonts w:ascii="Wingdings" w:hAnsi="Wingdings" w:hint="default"/>
+        <w:sz w:val="20"/>
+      </w:rPr>
+    </w:lvl>
+    <w:lvl w:ilvl="4" w:tentative="1">
+      <w:start w:val="1"/>
+      <w:numFmt w:val="bullet"/>
+      <w:lvlText w:val=""/>
+      <w:lvlJc w:val="left"/>
+      <w:pPr>
+        <w:tabs>
+          <w:tab w:val="num" w:pos="3600"/>
+        </w:tabs>
+        <w:ind w:left="3600" w:hanging="360"/>
+      </w:pPr>
+      <w:rPr>
+        <w:rFonts w:ascii="Wingdings" w:hAnsi="Wingdings" w:hint="default"/>
+        <w:sz w:val="20"/>
+      </w:rPr>
+    </w:lvl>
+    <w:lvl w:ilvl="5" w:tentative="1">
+      <w:start w:val="1"/>
+      <w:numFmt w:val="bullet"/>
+      <w:lvlText w:val=""/>
+      <w:lvlJc w:val="left"/>
+      <w:pPr>
+        <w:tabs>
+          <w:tab w:val="num" w:pos="4320"/>
+        </w:tabs>
+        <w:ind w:left="4320" w:hanging="360"/>
+      </w:pPr>
+      <w:rPr>
+        <w:rFonts w:ascii="Wingdings" w:hAnsi="Wingdings" w:hint="default"/>
+        <w:sz w:val="20"/>
+      </w:rPr>
+    </w:lvl>
+    <w:lvl w:ilvl="6" w:tentative="1">
+      <w:start w:val="1"/>
+      <w:numFmt w:val="bullet"/>
+      <w:lvlText w:val=""/>
+      <w:lvlJc w:val="left"/>
+      <w:pPr>
+        <w:tabs>
+          <w:tab w:val="num" w:pos="5040"/>
+        </w:tabs>
+        <w:ind w:left="5040" w:hanging="360"/>
+      </w:pPr>
+      <w:rPr>
+        <w:rFonts w:ascii="Wingdings" w:hAnsi="Wingdings" w:hint="default"/>
+        <w:sz w:val="20"/>
+      </w:rPr>
+    </w:lvl>
+    <w:lvl w:ilvl="7" w:tentative="1">
+      <w:start w:val="1"/>
+      <w:numFmt w:val="bullet"/>
+      <w:lvlText w:val=""/>
+      <w:lvlJc w:val="left"/>
+      <w:pPr>
+        <w:tabs>
+          <w:tab w:val="num" w:pos="5760"/>
+        </w:tabs>
+        <w:ind w:left="5760" w:hanging="360"/>
+      </w:pPr>
+      <w:rPr>
+        <w:rFonts w:ascii="Wingdings" w:hAnsi="Wingdings" w:hint="default"/>
+        <w:sz w:val="20"/>
+      </w:rPr>
+    </w:lvl>
+    <w:lvl w:ilvl="8" w:tentative="1">
+      <w:start w:val="1"/>
+      <w:numFmt w:val="bullet"/>
+      <w:lvlText w:val=""/>
+      <w:lvlJc w:val="left"/>
+      <w:pPr>
+        <w:tabs>
+          <w:tab w:val="num" w:pos="6480"/>
+        </w:tabs>
+        <w:ind w:left="6480" w:hanging="360"/>
+      </w:pPr>
+      <w:rPr>
+        <w:rFonts w:ascii="Wingdings" w:hAnsi="Wingdings" w:hint="default"/>
+        <w:sz w:val="20"/>
+      </w:rPr>
+    </w:lvl>
+  </w:abstractNum>
+  <w:abstractNum w:abstractNumId="4" w15:restartNumberingAfterBreak="0">
     <w:nsid w:val="4AD34671"/>
     <w:multiLevelType w:val="multilevel"/>
     <w:tmpl w:val="295621DA"/>
@@ -1719,7 +1674,156 @@
       </w:rPr>
     </w:lvl>
   </w:abstractNum>
-  <w:abstractNum w:abstractNumId="3" w15:restartNumberingAfterBreak="0">
+  <w:abstractNum w:abstractNumId="5" w15:restartNumberingAfterBreak="0">
+    <w:nsid w:val="4B861856"/>
+    <w:multiLevelType w:val="multilevel"/>
+    <w:tmpl w:val="A57E5618"/>
+    <w:lvl w:ilvl="0">
+      <w:start w:val="1"/>
+      <w:numFmt w:val="bullet"/>
+      <w:lvlText w:val=""/>
+      <w:lvlJc w:val="left"/>
+      <w:pPr>
+        <w:tabs>
+          <w:tab w:val="num" w:pos="720"/>
+        </w:tabs>
+        <w:ind w:left="720" w:hanging="360"/>
+      </w:pPr>
+      <w:rPr>
+        <w:rFonts w:ascii="Symbol" w:hAnsi="Symbol" w:hint="default"/>
+        <w:sz w:val="20"/>
+      </w:rPr>
+    </w:lvl>
+    <w:lvl w:ilvl="1" w:tentative="1">
+      <w:start w:val="1"/>
+      <w:numFmt w:val="bullet"/>
+      <w:lvlText w:val="o"/>
+      <w:lvlJc w:val="left"/>
+      <w:pPr>
+        <w:tabs>
+          <w:tab w:val="num" w:pos="1440"/>
+        </w:tabs>
+        <w:ind w:left="1440" w:hanging="360"/>
+      </w:pPr>
+      <w:rPr>
+        <w:rFonts w:ascii="Courier New" w:hAnsi="Courier New" w:hint="default"/>
+        <w:sz w:val="20"/>
+      </w:rPr>
+    </w:lvl>
+    <w:lvl w:ilvl="2" w:tentative="1">
+      <w:start w:val="1"/>
+      <w:numFmt w:val="bullet"/>
+      <w:lvlText w:val=""/>
+      <w:lvlJc w:val="left"/>
+      <w:pPr>
+        <w:tabs>
+          <w:tab w:val="num" w:pos="2160"/>
+        </w:tabs>
+        <w:ind w:left="2160" w:hanging="360"/>
+      </w:pPr>
+      <w:rPr>
+        <w:rFonts w:ascii="Wingdings" w:hAnsi="Wingdings" w:hint="default"/>
+        <w:sz w:val="20"/>
+      </w:rPr>
+    </w:lvl>
+    <w:lvl w:ilvl="3" w:tentative="1">
+      <w:start w:val="1"/>
+      <w:numFmt w:val="bullet"/>
+      <w:lvlText w:val=""/>
+      <w:lvlJc w:val="left"/>
+      <w:pPr>
+        <w:tabs>
+          <w:tab w:val="num" w:pos="2880"/>
+        </w:tabs>
+        <w:ind w:left="2880" w:hanging="360"/>
+      </w:pPr>
+      <w:rPr>
+        <w:rFonts w:ascii="Wingdings" w:hAnsi="Wingdings" w:hint="default"/>
+        <w:sz w:val="20"/>
+      </w:rPr>
+    </w:lvl>
+    <w:lvl w:ilvl="4" w:tentative="1">
+      <w:start w:val="1"/>
+      <w:numFmt w:val="bullet"/>
+      <w:lvlText w:val=""/>
+      <w:lvlJc w:val="left"/>
+      <w:pPr>
+        <w:tabs>
+          <w:tab w:val="num" w:pos="3600"/>
+        </w:tabs>
+        <w:ind w:left="3600" w:hanging="360"/>
+      </w:pPr>
+      <w:rPr>
+        <w:rFonts w:ascii="Wingdings" w:hAnsi="Wingdings" w:hint="default"/>
+        <w:sz w:val="20"/>
+      </w:rPr>
+    </w:lvl>
+    <w:lvl w:ilvl="5" w:tentative="1">
+      <w:start w:val="1"/>
+      <w:numFmt w:val="bullet"/>
+      <w:lvlText w:val=""/>
+      <w:lvlJc w:val="left"/>
+      <w:pPr>
+        <w:tabs>
+          <w:tab w:val="num" w:pos="4320"/>
+        </w:tabs>
+        <w:ind w:left="4320" w:hanging="360"/>
+      </w:pPr>
+      <w:rPr>
+        <w:rFonts w:ascii="Wingdings" w:hAnsi="Wingdings" w:hint="default"/>
+        <w:sz w:val="20"/>
+      </w:rPr>
+    </w:lvl>
+    <w:lvl w:ilvl="6" w:tentative="1">
+      <w:start w:val="1"/>
+      <w:numFmt w:val="bullet"/>
+      <w:lvlText w:val=""/>
+      <w:lvlJc w:val="left"/>
+      <w:pPr>
+        <w:tabs>
+          <w:tab w:val="num" w:pos="5040"/>
+        </w:tabs>
+        <w:ind w:left="5040" w:hanging="360"/>
+      </w:pPr>
+      <w:rPr>
+        <w:rFonts w:ascii="Wingdings" w:hAnsi="Wingdings" w:hint="default"/>
+        <w:sz w:val="20"/>
+      </w:rPr>
+    </w:lvl>
+    <w:lvl w:ilvl="7" w:tentative="1">
+      <w:start w:val="1"/>
+      <w:numFmt w:val="bullet"/>
+      <w:lvlText w:val=""/>
+      <w:lvlJc w:val="left"/>
+      <w:pPr>
+        <w:tabs>
+          <w:tab w:val="num" w:pos="5760"/>
+        </w:tabs>
+        <w:ind w:left="5760" w:hanging="360"/>
+      </w:pPr>
+      <w:rPr>
+        <w:rFonts w:ascii="Wingdings" w:hAnsi="Wingdings" w:hint="default"/>
+        <w:sz w:val="20"/>
+      </w:rPr>
+    </w:lvl>
+    <w:lvl w:ilvl="8" w:tentative="1">
+      <w:start w:val="1"/>
+      <w:numFmt w:val="bullet"/>
+      <w:lvlText w:val=""/>
+      <w:lvlJc w:val="left"/>
+      <w:pPr>
+        <w:tabs>
+          <w:tab w:val="num" w:pos="6480"/>
+        </w:tabs>
+        <w:ind w:left="6480" w:hanging="360"/>
+      </w:pPr>
+      <w:rPr>
+        <w:rFonts w:ascii="Wingdings" w:hAnsi="Wingdings" w:hint="default"/>
+        <w:sz w:val="20"/>
+      </w:rPr>
+    </w:lvl>
+  </w:abstractNum>
+  <w:abstractNum w:abstractNumId="6" w15:restartNumberingAfterBreak="0">
     <w:nsid w:val="5F31368E"/>
     <w:multiLevelType w:val="multilevel"/>
     <w:tmpl w:val="44CE1BF6"/>
@@ -1868,7 +1972,156 @@
       </w:rPr>
     </w:lvl>
   </w:abstractNum>
-  <w:abstractNum w:abstractNumId="4" w15:restartNumberingAfterBreak="0">
+  <w:abstractNum w:abstractNumId="7" w15:restartNumberingAfterBreak="0">
+    <w:nsid w:val="71593265"/>
+    <w:multiLevelType w:val="multilevel"/>
+    <w:tmpl w:val="EEB667D2"/>
+    <w:lvl w:ilvl="0">
+      <w:start w:val="1"/>
+      <w:numFmt w:val="bullet"/>
+      <w:lvlText w:val=""/>
+      <w:lvlJc w:val="left"/>
+      <w:pPr>
+        <w:tabs>
+          <w:tab w:val="num" w:pos="720"/>
+        </w:tabs>
+        <w:ind w:left="720" w:hanging="360"/>
+      </w:pPr>
+      <w:rPr>
+        <w:rFonts w:ascii="Symbol" w:hAnsi="Symbol" w:hint="default"/>
+        <w:sz w:val="20"/>
+      </w:rPr>
+    </w:lvl>
+    <w:lvl w:ilvl="1" w:tentative="1">
+      <w:start w:val="1"/>
+      <w:numFmt w:val="bullet"/>
+      <w:lvlText w:val="o"/>
+      <w:lvlJc w:val="left"/>
+      <w:pPr>
+        <w:tabs>
+          <w:tab w:val="num" w:pos="1440"/>
+        </w:tabs>
+        <w:ind w:left="1440" w:hanging="360"/>
+      </w:pPr>
+      <w:rPr>
+        <w:rFonts w:ascii="Courier New" w:hAnsi="Courier New" w:hint="default"/>
+        <w:sz w:val="20"/>
+      </w:rPr>
+    </w:lvl>
+    <w:lvl w:ilvl="2" w:tentative="1">
+      <w:start w:val="1"/>
+      <w:numFmt w:val="bullet"/>
+      <w:lvlText w:val=""/>
+      <w:lvlJc w:val="left"/>
+      <w:pPr>
+        <w:tabs>
+          <w:tab w:val="num" w:pos="2160"/>
+        </w:tabs>
+        <w:ind w:left="2160" w:hanging="360"/>
+      </w:pPr>
+      <w:rPr>
+        <w:rFonts w:ascii="Wingdings" w:hAnsi="Wingdings" w:hint="default"/>
+        <w:sz w:val="20"/>
+      </w:rPr>
+    </w:lvl>
+    <w:lvl w:ilvl="3" w:tentative="1">
+      <w:start w:val="1"/>
+      <w:numFmt w:val="bullet"/>
+      <w:lvlText w:val=""/>
+      <w:lvlJc w:val="left"/>
+      <w:pPr>
+        <w:tabs>
+          <w:tab w:val="num" w:pos="2880"/>
+        </w:tabs>
+        <w:ind w:left="2880" w:hanging="360"/>
+      </w:pPr>
+      <w:rPr>
+        <w:rFonts w:ascii="Wingdings" w:hAnsi="Wingdings" w:hint="default"/>
+        <w:sz w:val="20"/>
+      </w:rPr>
+    </w:lvl>
+    <w:lvl w:ilvl="4" w:tentative="1">
+      <w:start w:val="1"/>
+      <w:numFmt w:val="bullet"/>
+      <w:lvlText w:val=""/>
+      <w:lvlJc w:val="left"/>
+      <w:pPr>
+        <w:tabs>
+          <w:tab w:val="num" w:pos="3600"/>
+        </w:tabs>
+        <w:ind w:left="3600" w:hanging="360"/>
+      </w:pPr>
+      <w:rPr>
+        <w:rFonts w:ascii="Wingdings" w:hAnsi="Wingdings" w:hint="default"/>
+        <w:sz w:val="20"/>
+      </w:rPr>
+    </w:lvl>
+    <w:lvl w:ilvl="5" w:tentative="1">
+      <w:start w:val="1"/>
+      <w:numFmt w:val="bullet"/>
+      <w:lvlText w:val=""/>
+      <w:lvlJc w:val="left"/>
+      <w:pPr>
+        <w:tabs>
+          <w:tab w:val="num" w:pos="4320"/>
+        </w:tabs>
+        <w:ind w:left="4320" w:hanging="360"/>
+      </w:pPr>
+      <w:rPr>
+        <w:rFonts w:ascii="Wingdings" w:hAnsi="Wingdings" w:hint="default"/>
+        <w:sz w:val="20"/>
+      </w:rPr>
+    </w:lvl>
+    <w:lvl w:ilvl="6" w:tentative="1">
+      <w:start w:val="1"/>
+      <w:numFmt w:val="bullet"/>
+      <w:lvlText w:val=""/>
+      <w:lvlJc w:val="left"/>
+      <w:pPr>
+        <w:tabs>
+          <w:tab w:val="num" w:pos="5040"/>
+        </w:tabs>
+        <w:ind w:left="5040" w:hanging="360"/>
+      </w:pPr>
+      <w:rPr>
+        <w:rFonts w:ascii="Wingdings" w:hAnsi="Wingdings" w:hint="default"/>
+        <w:sz w:val="20"/>
+      </w:rPr>
+    </w:lvl>
+    <w:lvl w:ilvl="7" w:tentative="1">
+      <w:start w:val="1"/>
+      <w:numFmt w:val="bullet"/>
+      <w:lvlText w:val=""/>
+      <w:lvlJc w:val="left"/>
+      <w:pPr>
+        <w:tabs>
+          <w:tab w:val="num" w:pos="5760"/>
+        </w:tabs>
+        <w:ind w:left="5760" w:hanging="360"/>
+      </w:pPr>
+      <w:rPr>
+        <w:rFonts w:ascii="Wingdings" w:hAnsi="Wingdings" w:hint="default"/>
+        <w:sz w:val="20"/>
+      </w:rPr>
+    </w:lvl>
+    <w:lvl w:ilvl="8" w:tentative="1">
+      <w:start w:val="1"/>
+      <w:numFmt w:val="bullet"/>
+      <w:lvlText w:val=""/>
+      <w:lvlJc w:val="left"/>
+      <w:pPr>
+        <w:tabs>
+          <w:tab w:val="num" w:pos="6480"/>
+        </w:tabs>
+        <w:ind w:left="6480" w:hanging="360"/>
+      </w:pPr>
+      <w:rPr>
+        <w:rFonts w:ascii="Wingdings" w:hAnsi="Wingdings" w:hint="default"/>
+        <w:sz w:val="20"/>
+      </w:rPr>
+    </w:lvl>
+  </w:abstractNum>
+  <w:abstractNum w:abstractNumId="8" w15:restartNumberingAfterBreak="0">
     <w:nsid w:val="7CFF0B79"/>
     <w:multiLevelType w:val="multilevel"/>
     <w:tmpl w:val="B0A428C6"/>
@@ -2018,19 +2271,31 @@
     </w:lvl>
   </w:abstractNum>
   <w:num w:numId="1">
-    <w:abstractNumId w:val="4"/>
+    <w:abstractNumId w:val="8"/>
   </w:num>
   <w:num w:numId="2">
-    <w:abstractNumId w:val="3"/>
+    <w:abstractNumId w:val="6"/>
   </w:num>
   <w:num w:numId="3">
-    <w:abstractNumId w:val="1"/>
+    <w:abstractNumId w:val="2"/>
   </w:num>
   <w:num w:numId="4">
     <w:abstractNumId w:val="0"/>
   </w:num>
   <w:num w:numId="5">
-    <w:abstractNumId w:val="2"/>
+    <w:abstractNumId w:val="4"/>
+  </w:num>
+  <w:num w:numId="6">
+    <w:abstractNumId w:val="3"/>
+  </w:num>
+  <w:num w:numId="7">
+    <w:abstractNumId w:val="5"/>
+  </w:num>
+  <w:num w:numId="8">
+    <w:abstractNumId w:val="1"/>
+  </w:num>
+  <w:num w:numId="9">
+    <w:abstractNumId w:val="7"/>
   </w:num>
 </w:numbering>
 </file>
@@ -2449,6 +2714,29 @@
       <w:lang w:eastAsia="es-CO"/>
     </w:rPr>
   </w:style>
+  <w:style w:type="paragraph" w:styleId="Ttulo3">
+    <w:name w:val="heading 3"/>
+    <w:basedOn w:val="Normal"/>
+    <w:next w:val="Normal"/>
+    <w:link w:val="Ttulo3Car"/>
+    <w:uiPriority w:val="9"/>
+    <w:semiHidden/>
+    <w:unhideWhenUsed/>
+    <w:qFormat/>
+    <w:rsid w:val="008F58D3"/>
+    <w:pPr>
+      <w:keepNext/>
+      <w:keepLines/>
+      <w:spacing w:before="40" w:after="0"/>
+      <w:outlineLvl w:val="2"/>
+    </w:pPr>
+    <w:rPr>
+      <w:rFonts w:asciiTheme="majorHAnsi" w:eastAsiaTheme="majorEastAsia" w:hAnsiTheme="majorHAnsi" w:cstheme="majorBidi"/>
+      <w:color w:val="1F4D78" w:themeColor="accent1" w:themeShade="7F"/>
+      <w:sz w:val="24"/>
+      <w:szCs w:val="24"/>
+    </w:rPr>
+  </w:style>
   <w:style w:type="character" w:default="1" w:styleId="Fuentedeprrafopredeter">
     <w:name w:val="Default Paragraph Font"/>
     <w:uiPriority w:val="1"/>
@@ -2480,7 +2768,6 @@
     <w:name w:val="Normal (Web)"/>
     <w:basedOn w:val="Normal"/>
     <w:uiPriority w:val="99"/>
-    <w:semiHidden/>
     <w:unhideWhenUsed/>
     <w:rsid w:val="00B027DB"/>
     <w:pPr>
@@ -2518,6 +2805,94 @@
       <w:sz w:val="36"/>
       <w:szCs w:val="36"/>
       <w:lang w:eastAsia="es-CO"/>
+    </w:rPr>
+  </w:style>
+  <w:style w:type="paragraph" w:styleId="Encabezado">
+    <w:name w:val="header"/>
+    <w:basedOn w:val="Normal"/>
+    <w:link w:val="EncabezadoCar"/>
+    <w:uiPriority w:val="99"/>
+    <w:unhideWhenUsed/>
+    <w:rsid w:val="008F58D3"/>
+    <w:pPr>
+      <w:tabs>
+        <w:tab w:val="center" w:pos="4419"/>
+        <w:tab w:val="right" w:pos="8838"/>
+      </w:tabs>
+      <w:spacing w:after="0" w:line="240" w:lineRule="auto"/>
+    </w:pPr>
+  </w:style>
+  <w:style w:type="character" w:customStyle="1" w:styleId="EncabezadoCar">
+    <w:name w:val="Encabezado Car"/>
+    <w:basedOn w:val="Fuentedeprrafopredeter"/>
+    <w:link w:val="Encabezado"/>
+    <w:uiPriority w:val="99"/>
+    <w:rsid w:val="008F58D3"/>
+  </w:style>
+  <w:style w:type="paragraph" w:styleId="Piedepgina">
+    <w:name w:val="footer"/>
+    <w:basedOn w:val="Normal"/>
+    <w:link w:val="PiedepginaCar"/>
+    <w:uiPriority w:val="99"/>
+    <w:unhideWhenUsed/>
+    <w:rsid w:val="008F58D3"/>
+    <w:pPr>
+      <w:tabs>
+        <w:tab w:val="center" w:pos="4419"/>
+        <w:tab w:val="right" w:pos="8838"/>
+      </w:tabs>
+      <w:spacing w:after="0" w:line="240" w:lineRule="auto"/>
+    </w:pPr>
+  </w:style>
+  <w:style w:type="character" w:customStyle="1" w:styleId="PiedepginaCar">
+    <w:name w:val="Pie de página Car"/>
+    <w:basedOn w:val="Fuentedeprrafopredeter"/>
+    <w:link w:val="Piedepgina"/>
+    <w:uiPriority w:val="99"/>
+    <w:rsid w:val="008F58D3"/>
+  </w:style>
+  <w:style w:type="character" w:customStyle="1" w:styleId="Ttulo3Car">
+    <w:name w:val="Título 3 Car"/>
+    <w:basedOn w:val="Fuentedeprrafopredeter"/>
+    <w:link w:val="Ttulo3"/>
+    <w:uiPriority w:val="9"/>
+    <w:semiHidden/>
+    <w:rsid w:val="008F58D3"/>
+    <w:rPr>
+      <w:rFonts w:asciiTheme="majorHAnsi" w:eastAsiaTheme="majorEastAsia" w:hAnsiTheme="majorHAnsi" w:cstheme="majorBidi"/>
+      <w:color w:val="1F4D78" w:themeColor="accent1" w:themeShade="7F"/>
+      <w:sz w:val="24"/>
+      <w:szCs w:val="24"/>
+    </w:rPr>
+  </w:style>
+  <w:style w:type="paragraph" w:styleId="Textodeglobo">
+    <w:name w:val="Balloon Text"/>
+    <w:basedOn w:val="Normal"/>
+    <w:link w:val="TextodegloboCar"/>
+    <w:uiPriority w:val="99"/>
+    <w:semiHidden/>
+    <w:unhideWhenUsed/>
+    <w:rsid w:val="008F58D3"/>
+    <w:pPr>
+      <w:spacing w:after="0" w:line="240" w:lineRule="auto"/>
+    </w:pPr>
+    <w:rPr>
+      <w:rFonts w:ascii="Segoe UI" w:hAnsi="Segoe UI" w:cs="Segoe UI"/>
+      <w:sz w:val="18"/>
+      <w:szCs w:val="18"/>
+    </w:rPr>
+  </w:style>
+  <w:style w:type="character" w:customStyle="1" w:styleId="TextodegloboCar">
+    <w:name w:val="Texto de globo Car"/>
+    <w:basedOn w:val="Fuentedeprrafopredeter"/>
+    <w:link w:val="Textodeglobo"/>
+    <w:uiPriority w:val="99"/>
+    <w:semiHidden/>
+    <w:rsid w:val="008F58D3"/>
+    <w:rPr>
+      <w:rFonts w:ascii="Segoe UI" w:hAnsi="Segoe UI" w:cs="Segoe UI"/>
+      <w:sz w:val="18"/>
+      <w:szCs w:val="18"/>
     </w:rPr>
   </w:style>
 </w:styles>
